--- a/WebContent/docx/子宫内膜癌检测报告-非盖章版.docx
+++ b/WebContent/docx/子宫内膜癌检测报告-非盖章版.docx
@@ -680,9 +680,6 @@
         <w:tabs>
           <w:tab w:val="right" w:leader="dot" w:pos="9870"/>
         </w:tabs>
-        <w:rPr>
-          <w:rFonts w:hint="default" w:ascii="Times New Roman" w:hAnsi="Times New Roman" w:eastAsia="微软雅黑" w:cs="Times New Roman"/>
-        </w:rPr>
       </w:pPr>
       <w:r>
         <w:rPr>
@@ -713,70 +710,49 @@
       </w:r>
       <w:r>
         <w:rPr>
-          <w:rFonts w:hint="default" w:ascii="Times New Roman" w:hAnsi="Times New Roman" w:eastAsia="微软雅黑" w:cs="Times New Roman"/>
+          <w:rFonts w:hint="default"/>
           <w:lang w:eastAsia="zh-CN"/>
         </w:rPr>
         <w:fldChar w:fldCharType="begin"/>
       </w:r>
       <w:r>
         <w:rPr>
-          <w:rFonts w:hint="default" w:ascii="Times New Roman" w:hAnsi="Times New Roman" w:eastAsia="微软雅黑" w:cs="Times New Roman"/>
-          <w:lang w:eastAsia="zh-CN"/>
-        </w:rPr>
-        <w:instrText xml:space="preserve"> HYPERLINK \l _Toc10319 </w:instrText>
-      </w:r>
-      <w:r>
-        <w:rPr>
-          <w:rFonts w:hint="default" w:ascii="Times New Roman" w:hAnsi="Times New Roman" w:eastAsia="微软雅黑" w:cs="Times New Roman"/>
+          <w:rFonts w:hint="default"/>
+          <w:lang w:eastAsia="zh-CN"/>
+        </w:rPr>
+        <w:instrText xml:space="preserve"> HYPERLINK \l _Toc24946 </w:instrText>
+      </w:r>
+      <w:r>
+        <w:rPr>
+          <w:rFonts w:hint="default"/>
           <w:lang w:eastAsia="zh-CN"/>
         </w:rPr>
         <w:fldChar w:fldCharType="separate"/>
       </w:r>
       <w:r>
-        <w:rPr>
-          <w:rFonts w:hint="default" w:ascii="Times New Roman" w:hAnsi="Times New Roman" w:eastAsia="微软雅黑" w:cs="Times New Roman"/>
-        </w:rPr>
         <w:t>样本信息</w:t>
       </w:r>
       <w:r>
-        <w:rPr>
-          <w:rFonts w:hint="default" w:ascii="Times New Roman" w:hAnsi="Times New Roman" w:eastAsia="微软雅黑" w:cs="Times New Roman"/>
-        </w:rPr>
         <w:tab/>
       </w:r>
       <w:r>
-        <w:rPr>
-          <w:rFonts w:hint="default" w:ascii="Times New Roman" w:hAnsi="Times New Roman" w:eastAsia="微软雅黑" w:cs="Times New Roman"/>
-        </w:rPr>
         <w:fldChar w:fldCharType="begin"/>
       </w:r>
       <w:r>
-        <w:rPr>
-          <w:rFonts w:hint="default" w:ascii="Times New Roman" w:hAnsi="Times New Roman" w:eastAsia="微软雅黑" w:cs="Times New Roman"/>
-        </w:rPr>
-        <w:instrText xml:space="preserve"> PAGEREF _Toc10319 \h </w:instrText>
-      </w:r>
-      <w:r>
-        <w:rPr>
-          <w:rFonts w:hint="default" w:ascii="Times New Roman" w:hAnsi="Times New Roman" w:eastAsia="微软雅黑" w:cs="Times New Roman"/>
-        </w:rPr>
+        <w:instrText xml:space="preserve"> PAGEREF _Toc24946 \h </w:instrText>
+      </w:r>
+      <w:r>
         <w:fldChar w:fldCharType="separate"/>
       </w:r>
       <w:r>
-        <w:rPr>
-          <w:rFonts w:hint="default" w:ascii="Times New Roman" w:hAnsi="Times New Roman" w:eastAsia="微软雅黑" w:cs="Times New Roman"/>
-        </w:rPr>
         <w:t>1</w:t>
       </w:r>
       <w:r>
-        <w:rPr>
-          <w:rFonts w:hint="default" w:ascii="Times New Roman" w:hAnsi="Times New Roman" w:eastAsia="微软雅黑" w:cs="Times New Roman"/>
-        </w:rPr>
         <w:fldChar w:fldCharType="end"/>
       </w:r>
       <w:r>
         <w:rPr>
-          <w:rFonts w:hint="default" w:ascii="Times New Roman" w:hAnsi="Times New Roman" w:eastAsia="微软雅黑" w:cs="Times New Roman"/>
+          <w:rFonts w:hint="default"/>
           <w:lang w:eastAsia="zh-CN"/>
         </w:rPr>
         <w:fldChar w:fldCharType="end"/>
@@ -788,76 +764,52 @@
         <w:tabs>
           <w:tab w:val="right" w:leader="dot" w:pos="9870"/>
         </w:tabs>
-        <w:rPr>
-          <w:rFonts w:hint="default" w:ascii="Times New Roman" w:hAnsi="Times New Roman" w:eastAsia="微软雅黑" w:cs="Times New Roman"/>
-        </w:rPr>
       </w:pPr>
       <w:r>
         <w:rPr>
-          <w:rFonts w:hint="default" w:ascii="Times New Roman" w:hAnsi="Times New Roman" w:eastAsia="微软雅黑" w:cs="Times New Roman"/>
+          <w:rFonts w:hint="default"/>
           <w:lang w:eastAsia="zh-CN"/>
         </w:rPr>
         <w:fldChar w:fldCharType="begin"/>
       </w:r>
       <w:r>
         <w:rPr>
-          <w:rFonts w:hint="default" w:ascii="Times New Roman" w:hAnsi="Times New Roman" w:eastAsia="微软雅黑" w:cs="Times New Roman"/>
-          <w:lang w:eastAsia="zh-CN"/>
-        </w:rPr>
-        <w:instrText xml:space="preserve"> HYPERLINK \l _Toc32392 </w:instrText>
-      </w:r>
-      <w:r>
-        <w:rPr>
-          <w:rFonts w:hint="default" w:ascii="Times New Roman" w:hAnsi="Times New Roman" w:eastAsia="微软雅黑" w:cs="Times New Roman"/>
+          <w:rFonts w:hint="default"/>
+          <w:lang w:eastAsia="zh-CN"/>
+        </w:rPr>
+        <w:instrText xml:space="preserve"> HYPERLINK \l _Toc17994 </w:instrText>
+      </w:r>
+      <w:r>
+        <w:rPr>
+          <w:rFonts w:hint="default"/>
           <w:lang w:eastAsia="zh-CN"/>
         </w:rPr>
         <w:fldChar w:fldCharType="separate"/>
       </w:r>
       <w:r>
-        <w:rPr>
-          <w:rFonts w:hint="default" w:ascii="Times New Roman" w:hAnsi="Times New Roman" w:eastAsia="微软雅黑" w:cs="Times New Roman"/>
-        </w:rPr>
         <w:t>检测项目</w:t>
       </w:r>
       <w:r>
-        <w:rPr>
-          <w:rFonts w:hint="default" w:ascii="Times New Roman" w:hAnsi="Times New Roman" w:eastAsia="微软雅黑" w:cs="Times New Roman"/>
-        </w:rPr>
         <w:tab/>
       </w:r>
       <w:r>
-        <w:rPr>
-          <w:rFonts w:hint="default" w:ascii="Times New Roman" w:hAnsi="Times New Roman" w:eastAsia="微软雅黑" w:cs="Times New Roman"/>
-        </w:rPr>
         <w:fldChar w:fldCharType="begin"/>
       </w:r>
       <w:r>
-        <w:rPr>
-          <w:rFonts w:hint="default" w:ascii="Times New Roman" w:hAnsi="Times New Roman" w:eastAsia="微软雅黑" w:cs="Times New Roman"/>
-        </w:rPr>
-        <w:instrText xml:space="preserve"> PAGEREF _Toc32392 \h </w:instrText>
-      </w:r>
-      <w:r>
-        <w:rPr>
-          <w:rFonts w:hint="default" w:ascii="Times New Roman" w:hAnsi="Times New Roman" w:eastAsia="微软雅黑" w:cs="Times New Roman"/>
-        </w:rPr>
+        <w:instrText xml:space="preserve"> PAGEREF _Toc17994 \h </w:instrText>
+      </w:r>
+      <w:r>
         <w:fldChar w:fldCharType="separate"/>
       </w:r>
       <w:r>
-        <w:rPr>
-          <w:rFonts w:hint="default" w:ascii="Times New Roman" w:hAnsi="Times New Roman" w:eastAsia="微软雅黑" w:cs="Times New Roman"/>
-        </w:rPr>
         <w:t>1</w:t>
       </w:r>
       <w:r>
-        <w:rPr>
-          <w:rFonts w:hint="default" w:ascii="Times New Roman" w:hAnsi="Times New Roman" w:eastAsia="微软雅黑" w:cs="Times New Roman"/>
-        </w:rPr>
         <w:fldChar w:fldCharType="end"/>
       </w:r>
       <w:r>
         <w:rPr>
-          <w:rFonts w:hint="default" w:ascii="Times New Roman" w:hAnsi="Times New Roman" w:eastAsia="微软雅黑" w:cs="Times New Roman"/>
+          <w:rFonts w:hint="default"/>
           <w:lang w:eastAsia="zh-CN"/>
         </w:rPr>
         <w:fldChar w:fldCharType="end"/>
@@ -869,83 +821,62 @@
         <w:tabs>
           <w:tab w:val="right" w:leader="dot" w:pos="9870"/>
         </w:tabs>
-        <w:rPr>
-          <w:rFonts w:hint="default" w:ascii="Times New Roman" w:hAnsi="Times New Roman" w:eastAsia="微软雅黑" w:cs="Times New Roman"/>
-        </w:rPr>
       </w:pPr>
       <w:r>
         <w:rPr>
-          <w:rFonts w:hint="default" w:ascii="Times New Roman" w:hAnsi="Times New Roman" w:eastAsia="微软雅黑" w:cs="Times New Roman"/>
+          <w:rFonts w:hint="default"/>
           <w:lang w:eastAsia="zh-CN"/>
         </w:rPr>
         <w:fldChar w:fldCharType="begin"/>
       </w:r>
       <w:r>
         <w:rPr>
-          <w:rFonts w:hint="default" w:ascii="Times New Roman" w:hAnsi="Times New Roman" w:eastAsia="微软雅黑" w:cs="Times New Roman"/>
-          <w:lang w:eastAsia="zh-CN"/>
-        </w:rPr>
-        <w:instrText xml:space="preserve"> HYPERLINK \l _Toc15968 </w:instrText>
-      </w:r>
-      <w:r>
-        <w:rPr>
-          <w:rFonts w:hint="default" w:ascii="Times New Roman" w:hAnsi="Times New Roman" w:eastAsia="微软雅黑" w:cs="Times New Roman"/>
+          <w:rFonts w:hint="default"/>
+          <w:lang w:eastAsia="zh-CN"/>
+        </w:rPr>
+        <w:instrText xml:space="preserve"> HYPERLINK \l _Toc21085 </w:instrText>
+      </w:r>
+      <w:r>
+        <w:rPr>
+          <w:rFonts w:hint="default"/>
           <w:lang w:eastAsia="zh-CN"/>
         </w:rPr>
         <w:fldChar w:fldCharType="separate"/>
       </w:r>
       <w:r>
         <w:rPr>
-          <w:rFonts w:hint="default" w:ascii="Times New Roman" w:hAnsi="Times New Roman" w:eastAsia="微软雅黑" w:cs="Times New Roman"/>
+          <w:rFonts w:hint="eastAsia"/>
         </w:rPr>
         <w:t>检测结果</w:t>
       </w:r>
       <w:r>
         <w:rPr>
-          <w:rFonts w:hint="default" w:ascii="Times New Roman" w:hAnsi="Times New Roman" w:eastAsia="微软雅黑" w:cs="Times New Roman"/>
+          <w:rFonts w:hint="eastAsia"/>
           <w:lang w:val="en-US" w:eastAsia="zh-CN"/>
         </w:rPr>
         <w:t>总览</w:t>
       </w:r>
       <w:r>
-        <w:rPr>
-          <w:rFonts w:hint="default" w:ascii="Times New Roman" w:hAnsi="Times New Roman" w:eastAsia="微软雅黑" w:cs="Times New Roman"/>
-        </w:rPr>
         <w:tab/>
       </w:r>
       <w:r>
-        <w:rPr>
-          <w:rFonts w:hint="default" w:ascii="Times New Roman" w:hAnsi="Times New Roman" w:eastAsia="微软雅黑" w:cs="Times New Roman"/>
-        </w:rPr>
         <w:fldChar w:fldCharType="begin"/>
       </w:r>
       <w:r>
-        <w:rPr>
-          <w:rFonts w:hint="default" w:ascii="Times New Roman" w:hAnsi="Times New Roman" w:eastAsia="微软雅黑" w:cs="Times New Roman"/>
-        </w:rPr>
-        <w:instrText xml:space="preserve"> PAGEREF _Toc15968 \h </w:instrText>
-      </w:r>
-      <w:r>
-        <w:rPr>
-          <w:rFonts w:hint="default" w:ascii="Times New Roman" w:hAnsi="Times New Roman" w:eastAsia="微软雅黑" w:cs="Times New Roman"/>
-        </w:rPr>
+        <w:instrText xml:space="preserve"> PAGEREF _Toc21085 \h </w:instrText>
+      </w:r>
+      <w:r>
         <w:fldChar w:fldCharType="separate"/>
       </w:r>
       <w:r>
-        <w:rPr>
-          <w:rFonts w:hint="default" w:ascii="Times New Roman" w:hAnsi="Times New Roman" w:eastAsia="微软雅黑" w:cs="Times New Roman"/>
-        </w:rPr>
         <w:t>1</w:t>
       </w:r>
       <w:r>
-        <w:rPr>
-          <w:rFonts w:hint="default" w:ascii="Times New Roman" w:hAnsi="Times New Roman" w:eastAsia="微软雅黑" w:cs="Times New Roman"/>
-        </w:rPr>
         <w:fldChar w:fldCharType="end"/>
       </w:r>
       <w:r>
         <w:rPr>
-          <w:rFonts w:hint="default" w:ascii="Times New Roman" w:hAnsi="Times New Roman" w:eastAsia="微软雅黑" w:cs="Times New Roman"/>
+          <w:rFonts w:hint="default"/>
           <w:lang w:eastAsia="zh-CN"/>
         </w:rPr>
         <w:fldChar w:fldCharType="end"/>
@@ -955,43 +886,41 @@
       <w:pPr>
         <w:pStyle w:val="14"/>
         <w:tabs>
-          <w:tab w:val="right" w:leader="dot" w:pos="9865"/>
+          <w:tab w:val="right" w:leader="dot" w:pos="9870"/>
         </w:tabs>
         <w:rPr>
-          <w:rFonts w:hint="default" w:ascii="Times New Roman" w:hAnsi="Times New Roman" w:eastAsia="微软雅黑" w:cs="Times New Roman"/>
+          <w:rFonts w:hint="eastAsia" w:ascii="Times New Roman" w:hAnsi="Times New Roman"/>
           <w:color w:val="auto"/>
+          <w:lang w:eastAsia="zh-CN"/>
         </w:rPr>
       </w:pPr>
       <w:r>
         <w:rPr>
-          <w:rFonts w:hint="default" w:ascii="Times New Roman" w:hAnsi="Times New Roman" w:eastAsia="微软雅黑" w:cs="Times New Roman"/>
+          <w:rFonts w:hint="default" w:ascii="Times New Roman" w:hAnsi="Times New Roman"/>
           <w:color w:val="auto"/>
-          <w:szCs w:val="21"/>
           <w:lang w:eastAsia="zh-CN"/>
         </w:rPr>
         <w:fldChar w:fldCharType="begin"/>
       </w:r>
       <w:r>
         <w:rPr>
-          <w:rFonts w:hint="default" w:ascii="Times New Roman" w:hAnsi="Times New Roman" w:eastAsia="微软雅黑" w:cs="Times New Roman"/>
+          <w:rFonts w:hint="default" w:ascii="Times New Roman" w:hAnsi="Times New Roman"/>
           <w:color w:val="auto"/>
-          <w:szCs w:val="21"/>
-          <w:lang w:eastAsia="zh-CN"/>
-        </w:rPr>
-        <w:instrText xml:space="preserve"> HYPERLINK \l _Toc23611 </w:instrText>
-      </w:r>
-      <w:r>
-        <w:rPr>
-          <w:rFonts w:hint="default" w:ascii="Times New Roman" w:hAnsi="Times New Roman" w:eastAsia="微软雅黑" w:cs="Times New Roman"/>
+          <w:lang w:eastAsia="zh-CN"/>
+        </w:rPr>
+        <w:instrText xml:space="preserve"> HYPERLINK \l _Toc4160 </w:instrText>
+      </w:r>
+      <w:r>
+        <w:rPr>
+          <w:rFonts w:hint="default" w:ascii="Times New Roman" w:hAnsi="Times New Roman"/>
           <w:color w:val="auto"/>
-          <w:szCs w:val="21"/>
           <w:lang w:eastAsia="zh-CN"/>
         </w:rPr>
         <w:fldChar w:fldCharType="separate"/>
       </w:r>
       <w:r>
         <w:rPr>
-          <w:rFonts w:hint="default" w:ascii="Times New Roman" w:hAnsi="Times New Roman" w:eastAsia="微软雅黑" w:cs="Times New Roman"/>
+          <w:rFonts w:hint="eastAsia" w:ascii="Times New Roman" w:hAnsi="Times New Roman"/>
           <w:color w:val="auto"/>
           <w:lang w:eastAsia="zh-CN"/>
         </w:rPr>
@@ -999,51 +928,56 @@
       </w:r>
       <w:r>
         <w:rPr>
-          <w:rFonts w:hint="default" w:ascii="Times New Roman" w:hAnsi="Times New Roman" w:eastAsia="微软雅黑" w:cs="Times New Roman"/>
+          <w:rFonts w:hint="eastAsia" w:ascii="Times New Roman" w:hAnsi="Times New Roman"/>
           <w:color w:val="auto"/>
+          <w:lang w:eastAsia="zh-CN"/>
         </w:rPr>
         <w:tab/>
       </w:r>
       <w:r>
         <w:rPr>
-          <w:rFonts w:hint="default" w:ascii="Times New Roman" w:hAnsi="Times New Roman" w:eastAsia="微软雅黑" w:cs="Times New Roman"/>
+          <w:rFonts w:hint="eastAsia" w:ascii="Times New Roman" w:hAnsi="Times New Roman"/>
           <w:color w:val="auto"/>
+          <w:lang w:eastAsia="zh-CN"/>
         </w:rPr>
         <w:fldChar w:fldCharType="begin"/>
       </w:r>
       <w:r>
         <w:rPr>
-          <w:rFonts w:hint="default" w:ascii="Times New Roman" w:hAnsi="Times New Roman" w:eastAsia="微软雅黑" w:cs="Times New Roman"/>
+          <w:rFonts w:hint="eastAsia" w:ascii="Times New Roman" w:hAnsi="Times New Roman"/>
           <w:color w:val="auto"/>
-        </w:rPr>
-        <w:instrText xml:space="preserve"> PAGEREF _Toc23611 \h </w:instrText>
-      </w:r>
-      <w:r>
-        <w:rPr>
-          <w:rFonts w:hint="default" w:ascii="Times New Roman" w:hAnsi="Times New Roman" w:eastAsia="微软雅黑" w:cs="Times New Roman"/>
+          <w:lang w:eastAsia="zh-CN"/>
+        </w:rPr>
+        <w:instrText xml:space="preserve"> PAGEREF _Toc4160 \h </w:instrText>
+      </w:r>
+      <w:r>
+        <w:rPr>
+          <w:rFonts w:hint="eastAsia" w:ascii="Times New Roman" w:hAnsi="Times New Roman"/>
           <w:color w:val="auto"/>
+          <w:lang w:eastAsia="zh-CN"/>
         </w:rPr>
         <w:fldChar w:fldCharType="separate"/>
       </w:r>
       <w:r>
         <w:rPr>
-          <w:rFonts w:hint="default" w:ascii="Times New Roman" w:hAnsi="Times New Roman" w:eastAsia="微软雅黑" w:cs="Times New Roman"/>
+          <w:rFonts w:hint="eastAsia" w:ascii="Times New Roman" w:hAnsi="Times New Roman"/>
           <w:color w:val="auto"/>
+          <w:lang w:eastAsia="zh-CN"/>
         </w:rPr>
         <w:t>1</w:t>
       </w:r>
       <w:r>
         <w:rPr>
-          <w:rFonts w:hint="default" w:ascii="Times New Roman" w:hAnsi="Times New Roman" w:eastAsia="微软雅黑" w:cs="Times New Roman"/>
+          <w:rFonts w:hint="eastAsia" w:ascii="Times New Roman" w:hAnsi="Times New Roman"/>
           <w:color w:val="auto"/>
+          <w:lang w:eastAsia="zh-CN"/>
         </w:rPr>
         <w:fldChar w:fldCharType="end"/>
       </w:r>
       <w:r>
         <w:rPr>
-          <w:rFonts w:hint="default" w:ascii="Times New Roman" w:hAnsi="Times New Roman" w:eastAsia="微软雅黑" w:cs="Times New Roman"/>
+          <w:rFonts w:hint="default" w:ascii="Times New Roman" w:hAnsi="Times New Roman"/>
           <w:color w:val="auto"/>
-          <w:szCs w:val="21"/>
           <w:lang w:eastAsia="zh-CN"/>
         </w:rPr>
         <w:fldChar w:fldCharType="end"/>
@@ -1055,76 +989,55 @@
         <w:tabs>
           <w:tab w:val="right" w:leader="dot" w:pos="9870"/>
         </w:tabs>
-        <w:rPr>
-          <w:rFonts w:hint="default" w:ascii="Times New Roman" w:hAnsi="Times New Roman" w:eastAsia="微软雅黑" w:cs="Times New Roman"/>
-        </w:rPr>
       </w:pPr>
       <w:r>
         <w:rPr>
-          <w:rFonts w:hint="default" w:ascii="Times New Roman" w:hAnsi="Times New Roman" w:eastAsia="微软雅黑" w:cs="Times New Roman"/>
+          <w:rFonts w:hint="default"/>
           <w:lang w:eastAsia="zh-CN"/>
         </w:rPr>
         <w:fldChar w:fldCharType="begin"/>
       </w:r>
       <w:r>
         <w:rPr>
-          <w:rFonts w:hint="default" w:ascii="Times New Roman" w:hAnsi="Times New Roman" w:eastAsia="微软雅黑" w:cs="Times New Roman"/>
-          <w:lang w:eastAsia="zh-CN"/>
-        </w:rPr>
-        <w:instrText xml:space="preserve"> HYPERLINK \l _Toc15284 </w:instrText>
-      </w:r>
-      <w:r>
-        <w:rPr>
-          <w:rFonts w:hint="default" w:ascii="Times New Roman" w:hAnsi="Times New Roman" w:eastAsia="微软雅黑" w:cs="Times New Roman"/>
+          <w:rFonts w:hint="default"/>
+          <w:lang w:eastAsia="zh-CN"/>
+        </w:rPr>
+        <w:instrText xml:space="preserve"> HYPERLINK \l _Toc14962 </w:instrText>
+      </w:r>
+      <w:r>
+        <w:rPr>
+          <w:rFonts w:hint="default"/>
           <w:lang w:eastAsia="zh-CN"/>
         </w:rPr>
         <w:fldChar w:fldCharType="separate"/>
       </w:r>
       <w:r>
         <w:rPr>
-          <w:rFonts w:hint="default" w:ascii="Times New Roman" w:hAnsi="Times New Roman" w:eastAsia="微软雅黑" w:cs="Times New Roman"/>
+          <w:rFonts w:hint="eastAsia"/>
         </w:rPr>
         <w:t>检测结果及用药提示</w:t>
       </w:r>
       <w:r>
-        <w:rPr>
-          <w:rFonts w:hint="default" w:ascii="Times New Roman" w:hAnsi="Times New Roman" w:eastAsia="微软雅黑" w:cs="Times New Roman"/>
-        </w:rPr>
         <w:tab/>
       </w:r>
       <w:r>
-        <w:rPr>
-          <w:rFonts w:hint="default" w:ascii="Times New Roman" w:hAnsi="Times New Roman" w:eastAsia="微软雅黑" w:cs="Times New Roman"/>
-        </w:rPr>
         <w:fldChar w:fldCharType="begin"/>
       </w:r>
       <w:r>
-        <w:rPr>
-          <w:rFonts w:hint="default" w:ascii="Times New Roman" w:hAnsi="Times New Roman" w:eastAsia="微软雅黑" w:cs="Times New Roman"/>
-        </w:rPr>
-        <w:instrText xml:space="preserve"> PAGEREF _Toc15284 \h </w:instrText>
-      </w:r>
-      <w:r>
-        <w:rPr>
-          <w:rFonts w:hint="default" w:ascii="Times New Roman" w:hAnsi="Times New Roman" w:eastAsia="微软雅黑" w:cs="Times New Roman"/>
-        </w:rPr>
+        <w:instrText xml:space="preserve"> PAGEREF _Toc14962 \h </w:instrText>
+      </w:r>
+      <w:r>
         <w:fldChar w:fldCharType="separate"/>
       </w:r>
       <w:r>
-        <w:rPr>
-          <w:rFonts w:hint="default" w:ascii="Times New Roman" w:hAnsi="Times New Roman" w:eastAsia="微软雅黑" w:cs="Times New Roman"/>
-        </w:rPr>
         <w:t>3</w:t>
       </w:r>
       <w:r>
-        <w:rPr>
-          <w:rFonts w:hint="default" w:ascii="Times New Roman" w:hAnsi="Times New Roman" w:eastAsia="微软雅黑" w:cs="Times New Roman"/>
-        </w:rPr>
         <w:fldChar w:fldCharType="end"/>
       </w:r>
       <w:r>
         <w:rPr>
-          <w:rFonts w:hint="default" w:ascii="Times New Roman" w:hAnsi="Times New Roman" w:eastAsia="微软雅黑" w:cs="Times New Roman"/>
+          <w:rFonts w:hint="default"/>
           <w:lang w:eastAsia="zh-CN"/>
         </w:rPr>
         <w:fldChar w:fldCharType="end"/>
@@ -1134,43 +1047,41 @@
       <w:pPr>
         <w:pStyle w:val="14"/>
         <w:tabs>
-          <w:tab w:val="right" w:leader="dot" w:pos="9865"/>
+          <w:tab w:val="right" w:leader="dot" w:pos="9870"/>
         </w:tabs>
         <w:rPr>
-          <w:rFonts w:hint="default" w:ascii="Times New Roman" w:hAnsi="Times New Roman" w:eastAsia="微软雅黑" w:cs="Times New Roman"/>
+          <w:rFonts w:hint="default" w:ascii="Times New Roman" w:hAnsi="Times New Roman"/>
           <w:color w:val="auto"/>
+          <w:lang w:eastAsia="zh-CN"/>
         </w:rPr>
       </w:pPr>
       <w:r>
         <w:rPr>
-          <w:rFonts w:hint="default" w:ascii="Times New Roman" w:hAnsi="Times New Roman" w:eastAsia="微软雅黑" w:cs="Times New Roman"/>
+          <w:rFonts w:hint="default" w:ascii="Times New Roman" w:hAnsi="Times New Roman"/>
           <w:color w:val="auto"/>
-          <w:szCs w:val="21"/>
           <w:lang w:eastAsia="zh-CN"/>
         </w:rPr>
         <w:fldChar w:fldCharType="begin"/>
       </w:r>
       <w:r>
         <w:rPr>
-          <w:rFonts w:hint="default" w:ascii="Times New Roman" w:hAnsi="Times New Roman" w:eastAsia="微软雅黑" w:cs="Times New Roman"/>
+          <w:rFonts w:hint="default" w:ascii="Times New Roman" w:hAnsi="Times New Roman"/>
           <w:color w:val="auto"/>
-          <w:szCs w:val="21"/>
-          <w:lang w:eastAsia="zh-CN"/>
-        </w:rPr>
-        <w:instrText xml:space="preserve"> HYPERLINK \l _Toc16032 </w:instrText>
-      </w:r>
-      <w:r>
-        <w:rPr>
-          <w:rFonts w:hint="default" w:ascii="Times New Roman" w:hAnsi="Times New Roman" w:eastAsia="微软雅黑" w:cs="Times New Roman"/>
+          <w:lang w:eastAsia="zh-CN"/>
+        </w:rPr>
+        <w:instrText xml:space="preserve"> HYPERLINK \l _Toc12735 </w:instrText>
+      </w:r>
+      <w:r>
+        <w:rPr>
+          <w:rFonts w:hint="default" w:ascii="Times New Roman" w:hAnsi="Times New Roman"/>
           <w:color w:val="auto"/>
-          <w:szCs w:val="21"/>
           <w:lang w:eastAsia="zh-CN"/>
         </w:rPr>
         <w:fldChar w:fldCharType="separate"/>
       </w:r>
       <w:r>
         <w:rPr>
-          <w:rFonts w:hint="default" w:ascii="Times New Roman" w:hAnsi="Times New Roman" w:eastAsia="微软雅黑" w:cs="Times New Roman"/>
+          <w:rFonts w:hint="eastAsia" w:ascii="Times New Roman" w:hAnsi="Times New Roman"/>
           <w:color w:val="auto"/>
           <w:lang w:eastAsia="zh-CN"/>
         </w:rPr>
@@ -1178,51 +1089,56 @@
       </w:r>
       <w:r>
         <w:rPr>
-          <w:rFonts w:hint="default" w:ascii="Times New Roman" w:hAnsi="Times New Roman" w:eastAsia="微软雅黑" w:cs="Times New Roman"/>
+          <w:rFonts w:hint="default" w:ascii="Times New Roman" w:hAnsi="Times New Roman"/>
           <w:color w:val="auto"/>
+          <w:lang w:eastAsia="zh-CN"/>
         </w:rPr>
         <w:tab/>
       </w:r>
       <w:r>
         <w:rPr>
-          <w:rFonts w:hint="default" w:ascii="Times New Roman" w:hAnsi="Times New Roman" w:eastAsia="微软雅黑" w:cs="Times New Roman"/>
+          <w:rFonts w:hint="default" w:ascii="Times New Roman" w:hAnsi="Times New Roman"/>
           <w:color w:val="auto"/>
+          <w:lang w:eastAsia="zh-CN"/>
         </w:rPr>
         <w:fldChar w:fldCharType="begin"/>
       </w:r>
       <w:r>
         <w:rPr>
-          <w:rFonts w:hint="default" w:ascii="Times New Roman" w:hAnsi="Times New Roman" w:eastAsia="微软雅黑" w:cs="Times New Roman"/>
+          <w:rFonts w:hint="default" w:ascii="Times New Roman" w:hAnsi="Times New Roman"/>
           <w:color w:val="auto"/>
-        </w:rPr>
-        <w:instrText xml:space="preserve"> PAGEREF _Toc16032 \h </w:instrText>
-      </w:r>
-      <w:r>
-        <w:rPr>
-          <w:rFonts w:hint="default" w:ascii="Times New Roman" w:hAnsi="Times New Roman" w:eastAsia="微软雅黑" w:cs="Times New Roman"/>
+          <w:lang w:eastAsia="zh-CN"/>
+        </w:rPr>
+        <w:instrText xml:space="preserve"> PAGEREF _Toc12735 \h </w:instrText>
+      </w:r>
+      <w:r>
+        <w:rPr>
+          <w:rFonts w:hint="default" w:ascii="Times New Roman" w:hAnsi="Times New Roman"/>
           <w:color w:val="auto"/>
+          <w:lang w:eastAsia="zh-CN"/>
         </w:rPr>
         <w:fldChar w:fldCharType="separate"/>
       </w:r>
       <w:r>
         <w:rPr>
-          <w:rFonts w:hint="default" w:ascii="Times New Roman" w:hAnsi="Times New Roman" w:eastAsia="微软雅黑" w:cs="Times New Roman"/>
+          <w:rFonts w:hint="default" w:ascii="Times New Roman" w:hAnsi="Times New Roman"/>
           <w:color w:val="auto"/>
+          <w:lang w:eastAsia="zh-CN"/>
         </w:rPr>
         <w:t>3</w:t>
       </w:r>
       <w:r>
         <w:rPr>
-          <w:rFonts w:hint="default" w:ascii="Times New Roman" w:hAnsi="Times New Roman" w:eastAsia="微软雅黑" w:cs="Times New Roman"/>
+          <w:rFonts w:hint="default" w:ascii="Times New Roman" w:hAnsi="Times New Roman"/>
           <w:color w:val="auto"/>
+          <w:lang w:eastAsia="zh-CN"/>
         </w:rPr>
         <w:fldChar w:fldCharType="end"/>
       </w:r>
       <w:r>
         <w:rPr>
-          <w:rFonts w:hint="default" w:ascii="Times New Roman" w:hAnsi="Times New Roman" w:eastAsia="微软雅黑" w:cs="Times New Roman"/>
+          <w:rFonts w:hint="default" w:ascii="Times New Roman" w:hAnsi="Times New Roman"/>
           <w:color w:val="auto"/>
-          <w:szCs w:val="21"/>
           <w:lang w:eastAsia="zh-CN"/>
         </w:rPr>
         <w:fldChar w:fldCharType="end"/>
@@ -1232,43 +1148,41 @@
       <w:pPr>
         <w:pStyle w:val="14"/>
         <w:tabs>
-          <w:tab w:val="right" w:leader="dot" w:pos="9865"/>
+          <w:tab w:val="right" w:leader="dot" w:pos="9870"/>
         </w:tabs>
         <w:rPr>
-          <w:rFonts w:hint="default" w:ascii="Times New Roman" w:hAnsi="Times New Roman" w:eastAsia="微软雅黑" w:cs="Times New Roman"/>
+          <w:rFonts w:hint="default" w:ascii="Times New Roman" w:hAnsi="Times New Roman"/>
           <w:color w:val="auto"/>
+          <w:lang w:eastAsia="zh-CN"/>
         </w:rPr>
       </w:pPr>
       <w:r>
         <w:rPr>
-          <w:rFonts w:hint="default" w:ascii="Times New Roman" w:hAnsi="Times New Roman" w:eastAsia="微软雅黑" w:cs="Times New Roman"/>
+          <w:rFonts w:hint="default" w:ascii="Times New Roman" w:hAnsi="Times New Roman"/>
           <w:color w:val="auto"/>
-          <w:szCs w:val="21"/>
           <w:lang w:eastAsia="zh-CN"/>
         </w:rPr>
         <w:fldChar w:fldCharType="begin"/>
       </w:r>
       <w:r>
         <w:rPr>
-          <w:rFonts w:hint="default" w:ascii="Times New Roman" w:hAnsi="Times New Roman" w:eastAsia="微软雅黑" w:cs="Times New Roman"/>
+          <w:rFonts w:hint="default" w:ascii="Times New Roman" w:hAnsi="Times New Roman"/>
           <w:color w:val="auto"/>
-          <w:szCs w:val="21"/>
-          <w:lang w:eastAsia="zh-CN"/>
-        </w:rPr>
-        <w:instrText xml:space="preserve"> HYPERLINK \l _Toc11397 </w:instrText>
-      </w:r>
-      <w:r>
-        <w:rPr>
-          <w:rFonts w:hint="default" w:ascii="Times New Roman" w:hAnsi="Times New Roman" w:eastAsia="微软雅黑" w:cs="Times New Roman"/>
+          <w:lang w:eastAsia="zh-CN"/>
+        </w:rPr>
+        <w:instrText xml:space="preserve"> HYPERLINK \l _Toc17885 </w:instrText>
+      </w:r>
+      <w:r>
+        <w:rPr>
+          <w:rFonts w:hint="default" w:ascii="Times New Roman" w:hAnsi="Times New Roman"/>
           <w:color w:val="auto"/>
-          <w:szCs w:val="21"/>
           <w:lang w:eastAsia="zh-CN"/>
         </w:rPr>
         <w:fldChar w:fldCharType="separate"/>
       </w:r>
       <w:r>
         <w:rPr>
-          <w:rFonts w:hint="default" w:ascii="Times New Roman" w:hAnsi="Times New Roman" w:eastAsia="微软雅黑" w:cs="Times New Roman"/>
+          <w:rFonts w:hint="eastAsia" w:ascii="Times New Roman" w:hAnsi="Times New Roman"/>
           <w:color w:val="auto"/>
           <w:lang w:eastAsia="zh-CN"/>
         </w:rPr>
@@ -1276,51 +1190,56 @@
       </w:r>
       <w:r>
         <w:rPr>
-          <w:rFonts w:hint="default" w:ascii="Times New Roman" w:hAnsi="Times New Roman" w:eastAsia="微软雅黑" w:cs="Times New Roman"/>
+          <w:rFonts w:hint="default" w:ascii="Times New Roman" w:hAnsi="Times New Roman"/>
           <w:color w:val="auto"/>
+          <w:lang w:eastAsia="zh-CN"/>
         </w:rPr>
         <w:tab/>
       </w:r>
       <w:r>
         <w:rPr>
-          <w:rFonts w:hint="default" w:ascii="Times New Roman" w:hAnsi="Times New Roman" w:eastAsia="微软雅黑" w:cs="Times New Roman"/>
+          <w:rFonts w:hint="default" w:ascii="Times New Roman" w:hAnsi="Times New Roman"/>
           <w:color w:val="auto"/>
+          <w:lang w:eastAsia="zh-CN"/>
         </w:rPr>
         <w:fldChar w:fldCharType="begin"/>
       </w:r>
       <w:r>
         <w:rPr>
-          <w:rFonts w:hint="default" w:ascii="Times New Roman" w:hAnsi="Times New Roman" w:eastAsia="微软雅黑" w:cs="Times New Roman"/>
+          <w:rFonts w:hint="default" w:ascii="Times New Roman" w:hAnsi="Times New Roman"/>
           <w:color w:val="auto"/>
-        </w:rPr>
-        <w:instrText xml:space="preserve"> PAGEREF _Toc11397 \h </w:instrText>
-      </w:r>
-      <w:r>
-        <w:rPr>
-          <w:rFonts w:hint="default" w:ascii="Times New Roman" w:hAnsi="Times New Roman" w:eastAsia="微软雅黑" w:cs="Times New Roman"/>
+          <w:lang w:eastAsia="zh-CN"/>
+        </w:rPr>
+        <w:instrText xml:space="preserve"> PAGEREF _Toc17885 \h </w:instrText>
+      </w:r>
+      <w:r>
+        <w:rPr>
+          <w:rFonts w:hint="default" w:ascii="Times New Roman" w:hAnsi="Times New Roman"/>
           <w:color w:val="auto"/>
+          <w:lang w:eastAsia="zh-CN"/>
         </w:rPr>
         <w:fldChar w:fldCharType="separate"/>
       </w:r>
       <w:r>
         <w:rPr>
-          <w:rFonts w:hint="default" w:ascii="Times New Roman" w:hAnsi="Times New Roman" w:eastAsia="微软雅黑" w:cs="Times New Roman"/>
+          <w:rFonts w:hint="default" w:ascii="Times New Roman" w:hAnsi="Times New Roman"/>
           <w:color w:val="auto"/>
+          <w:lang w:eastAsia="zh-CN"/>
         </w:rPr>
         <w:t>4</w:t>
       </w:r>
       <w:r>
         <w:rPr>
-          <w:rFonts w:hint="default" w:ascii="Times New Roman" w:hAnsi="Times New Roman" w:eastAsia="微软雅黑" w:cs="Times New Roman"/>
+          <w:rFonts w:hint="default" w:ascii="Times New Roman" w:hAnsi="Times New Roman"/>
           <w:color w:val="auto"/>
+          <w:lang w:eastAsia="zh-CN"/>
         </w:rPr>
         <w:fldChar w:fldCharType="end"/>
       </w:r>
       <w:r>
         <w:rPr>
-          <w:rFonts w:hint="default" w:ascii="Times New Roman" w:hAnsi="Times New Roman" w:eastAsia="微软雅黑" w:cs="Times New Roman"/>
+          <w:rFonts w:hint="default" w:ascii="Times New Roman" w:hAnsi="Times New Roman"/>
           <w:color w:val="auto"/>
-          <w:szCs w:val="21"/>
           <w:lang w:eastAsia="zh-CN"/>
         </w:rPr>
         <w:fldChar w:fldCharType="end"/>
@@ -1330,43 +1249,41 @@
       <w:pPr>
         <w:pStyle w:val="14"/>
         <w:tabs>
-          <w:tab w:val="right" w:leader="dot" w:pos="9865"/>
+          <w:tab w:val="right" w:leader="dot" w:pos="9870"/>
         </w:tabs>
         <w:rPr>
-          <w:rFonts w:hint="default" w:ascii="Times New Roman" w:hAnsi="Times New Roman" w:eastAsia="微软雅黑" w:cs="Times New Roman"/>
+          <w:rFonts w:hint="default" w:ascii="Times New Roman" w:hAnsi="Times New Roman"/>
           <w:color w:val="auto"/>
+          <w:lang w:eastAsia="zh-CN"/>
         </w:rPr>
       </w:pPr>
       <w:r>
         <w:rPr>
-          <w:rFonts w:hint="default" w:ascii="Times New Roman" w:hAnsi="Times New Roman" w:eastAsia="微软雅黑" w:cs="Times New Roman"/>
+          <w:rFonts w:hint="default" w:ascii="Times New Roman" w:hAnsi="Times New Roman"/>
           <w:color w:val="auto"/>
-          <w:szCs w:val="21"/>
           <w:lang w:eastAsia="zh-CN"/>
         </w:rPr>
         <w:fldChar w:fldCharType="begin"/>
       </w:r>
       <w:r>
         <w:rPr>
-          <w:rFonts w:hint="default" w:ascii="Times New Roman" w:hAnsi="Times New Roman" w:eastAsia="微软雅黑" w:cs="Times New Roman"/>
+          <w:rFonts w:hint="default" w:ascii="Times New Roman" w:hAnsi="Times New Roman"/>
           <w:color w:val="auto"/>
-          <w:szCs w:val="21"/>
-          <w:lang w:eastAsia="zh-CN"/>
-        </w:rPr>
-        <w:instrText xml:space="preserve"> HYPERLINK \l _Toc11973 </w:instrText>
-      </w:r>
-      <w:r>
-        <w:rPr>
-          <w:rFonts w:hint="default" w:ascii="Times New Roman" w:hAnsi="Times New Roman" w:eastAsia="微软雅黑" w:cs="Times New Roman"/>
+          <w:lang w:eastAsia="zh-CN"/>
+        </w:rPr>
+        <w:instrText xml:space="preserve"> HYPERLINK \l _Toc18528 </w:instrText>
+      </w:r>
+      <w:r>
+        <w:rPr>
+          <w:rFonts w:hint="default" w:ascii="Times New Roman" w:hAnsi="Times New Roman"/>
           <w:color w:val="auto"/>
-          <w:szCs w:val="21"/>
           <w:lang w:eastAsia="zh-CN"/>
         </w:rPr>
         <w:fldChar w:fldCharType="separate"/>
       </w:r>
       <w:r>
         <w:rPr>
-          <w:rFonts w:hint="default" w:ascii="Times New Roman" w:hAnsi="Times New Roman" w:eastAsia="微软雅黑" w:cs="Times New Roman"/>
+          <w:rFonts w:hint="eastAsia" w:ascii="Times New Roman" w:hAnsi="Times New Roman"/>
           <w:color w:val="auto"/>
           <w:lang w:eastAsia="zh-CN"/>
         </w:rPr>
@@ -1374,51 +1291,56 @@
       </w:r>
       <w:r>
         <w:rPr>
-          <w:rFonts w:hint="default" w:ascii="Times New Roman" w:hAnsi="Times New Roman" w:eastAsia="微软雅黑" w:cs="Times New Roman"/>
+          <w:rFonts w:hint="default" w:ascii="Times New Roman" w:hAnsi="Times New Roman"/>
           <w:color w:val="auto"/>
+          <w:lang w:eastAsia="zh-CN"/>
         </w:rPr>
         <w:tab/>
       </w:r>
       <w:r>
         <w:rPr>
-          <w:rFonts w:hint="default" w:ascii="Times New Roman" w:hAnsi="Times New Roman" w:eastAsia="微软雅黑" w:cs="Times New Roman"/>
+          <w:rFonts w:hint="default" w:ascii="Times New Roman" w:hAnsi="Times New Roman"/>
           <w:color w:val="auto"/>
+          <w:lang w:eastAsia="zh-CN"/>
         </w:rPr>
         <w:fldChar w:fldCharType="begin"/>
       </w:r>
       <w:r>
         <w:rPr>
-          <w:rFonts w:hint="default" w:ascii="Times New Roman" w:hAnsi="Times New Roman" w:eastAsia="微软雅黑" w:cs="Times New Roman"/>
+          <w:rFonts w:hint="default" w:ascii="Times New Roman" w:hAnsi="Times New Roman"/>
           <w:color w:val="auto"/>
-        </w:rPr>
-        <w:instrText xml:space="preserve"> PAGEREF _Toc11973 \h </w:instrText>
-      </w:r>
-      <w:r>
-        <w:rPr>
-          <w:rFonts w:hint="default" w:ascii="Times New Roman" w:hAnsi="Times New Roman" w:eastAsia="微软雅黑" w:cs="Times New Roman"/>
+          <w:lang w:eastAsia="zh-CN"/>
+        </w:rPr>
+        <w:instrText xml:space="preserve"> PAGEREF _Toc18528 \h </w:instrText>
+      </w:r>
+      <w:r>
+        <w:rPr>
+          <w:rFonts w:hint="default" w:ascii="Times New Roman" w:hAnsi="Times New Roman"/>
           <w:color w:val="auto"/>
+          <w:lang w:eastAsia="zh-CN"/>
         </w:rPr>
         <w:fldChar w:fldCharType="separate"/>
       </w:r>
       <w:r>
         <w:rPr>
-          <w:rFonts w:hint="default" w:ascii="Times New Roman" w:hAnsi="Times New Roman" w:eastAsia="微软雅黑" w:cs="Times New Roman"/>
+          <w:rFonts w:hint="default" w:ascii="Times New Roman" w:hAnsi="Times New Roman"/>
           <w:color w:val="auto"/>
-        </w:rPr>
-        <w:t>4</w:t>
-      </w:r>
-      <w:r>
-        <w:rPr>
-          <w:rFonts w:hint="default" w:ascii="Times New Roman" w:hAnsi="Times New Roman" w:eastAsia="微软雅黑" w:cs="Times New Roman"/>
+          <w:lang w:eastAsia="zh-CN"/>
+        </w:rPr>
+        <w:t>5</w:t>
+      </w:r>
+      <w:r>
+        <w:rPr>
+          <w:rFonts w:hint="default" w:ascii="Times New Roman" w:hAnsi="Times New Roman"/>
           <w:color w:val="auto"/>
+          <w:lang w:eastAsia="zh-CN"/>
         </w:rPr>
         <w:fldChar w:fldCharType="end"/>
       </w:r>
       <w:r>
         <w:rPr>
-          <w:rFonts w:hint="default" w:ascii="Times New Roman" w:hAnsi="Times New Roman" w:eastAsia="微软雅黑" w:cs="Times New Roman"/>
+          <w:rFonts w:hint="default" w:ascii="Times New Roman" w:hAnsi="Times New Roman"/>
           <w:color w:val="auto"/>
-          <w:szCs w:val="21"/>
           <w:lang w:eastAsia="zh-CN"/>
         </w:rPr>
         <w:fldChar w:fldCharType="end"/>
@@ -1428,43 +1350,41 @@
       <w:pPr>
         <w:pStyle w:val="14"/>
         <w:tabs>
-          <w:tab w:val="right" w:leader="dot" w:pos="9865"/>
+          <w:tab w:val="right" w:leader="dot" w:pos="9870"/>
         </w:tabs>
         <w:rPr>
-          <w:rFonts w:hint="default" w:ascii="Times New Roman" w:hAnsi="Times New Roman" w:eastAsia="微软雅黑" w:cs="Times New Roman"/>
+          <w:rFonts w:hint="default" w:ascii="Times New Roman" w:hAnsi="Times New Roman"/>
           <w:color w:val="auto"/>
+          <w:lang w:eastAsia="zh-CN"/>
         </w:rPr>
       </w:pPr>
       <w:r>
         <w:rPr>
-          <w:rFonts w:hint="default" w:ascii="Times New Roman" w:hAnsi="Times New Roman" w:eastAsia="微软雅黑" w:cs="Times New Roman"/>
+          <w:rFonts w:hint="default" w:ascii="Times New Roman" w:hAnsi="Times New Roman"/>
           <w:color w:val="auto"/>
-          <w:szCs w:val="21"/>
           <w:lang w:eastAsia="zh-CN"/>
         </w:rPr>
         <w:fldChar w:fldCharType="begin"/>
       </w:r>
       <w:r>
         <w:rPr>
-          <w:rFonts w:hint="default" w:ascii="Times New Roman" w:hAnsi="Times New Roman" w:eastAsia="微软雅黑" w:cs="Times New Roman"/>
+          <w:rFonts w:hint="default" w:ascii="Times New Roman" w:hAnsi="Times New Roman"/>
           <w:color w:val="auto"/>
-          <w:szCs w:val="21"/>
-          <w:lang w:eastAsia="zh-CN"/>
-        </w:rPr>
-        <w:instrText xml:space="preserve"> HYPERLINK \l _Toc29802 </w:instrText>
-      </w:r>
-      <w:r>
-        <w:rPr>
-          <w:rFonts w:hint="default" w:ascii="Times New Roman" w:hAnsi="Times New Roman" w:eastAsia="微软雅黑" w:cs="Times New Roman"/>
+          <w:lang w:eastAsia="zh-CN"/>
+        </w:rPr>
+        <w:instrText xml:space="preserve"> HYPERLINK \l _Toc15731 </w:instrText>
+      </w:r>
+      <w:r>
+        <w:rPr>
+          <w:rFonts w:hint="default" w:ascii="Times New Roman" w:hAnsi="Times New Roman"/>
           <w:color w:val="auto"/>
-          <w:szCs w:val="21"/>
           <w:lang w:eastAsia="zh-CN"/>
         </w:rPr>
         <w:fldChar w:fldCharType="separate"/>
       </w:r>
       <w:r>
         <w:rPr>
-          <w:rFonts w:hint="default" w:ascii="Times New Roman" w:hAnsi="Times New Roman" w:eastAsia="微软雅黑" w:cs="Times New Roman"/>
+          <w:rFonts w:hint="eastAsia" w:ascii="Times New Roman" w:hAnsi="Times New Roman"/>
           <w:color w:val="auto"/>
           <w:lang w:eastAsia="zh-CN"/>
         </w:rPr>
@@ -1472,51 +1392,56 @@
       </w:r>
       <w:r>
         <w:rPr>
-          <w:rFonts w:hint="default" w:ascii="Times New Roman" w:hAnsi="Times New Roman" w:eastAsia="微软雅黑" w:cs="Times New Roman"/>
+          <w:rFonts w:hint="default" w:ascii="Times New Roman" w:hAnsi="Times New Roman"/>
           <w:color w:val="auto"/>
+          <w:lang w:eastAsia="zh-CN"/>
         </w:rPr>
         <w:tab/>
       </w:r>
       <w:r>
         <w:rPr>
-          <w:rFonts w:hint="default" w:ascii="Times New Roman" w:hAnsi="Times New Roman" w:eastAsia="微软雅黑" w:cs="Times New Roman"/>
+          <w:rFonts w:hint="default" w:ascii="Times New Roman" w:hAnsi="Times New Roman"/>
           <w:color w:val="auto"/>
+          <w:lang w:eastAsia="zh-CN"/>
         </w:rPr>
         <w:fldChar w:fldCharType="begin"/>
       </w:r>
       <w:r>
         <w:rPr>
-          <w:rFonts w:hint="default" w:ascii="Times New Roman" w:hAnsi="Times New Roman" w:eastAsia="微软雅黑" w:cs="Times New Roman"/>
+          <w:rFonts w:hint="default" w:ascii="Times New Roman" w:hAnsi="Times New Roman"/>
           <w:color w:val="auto"/>
-        </w:rPr>
-        <w:instrText xml:space="preserve"> PAGEREF _Toc29802 \h </w:instrText>
-      </w:r>
-      <w:r>
-        <w:rPr>
-          <w:rFonts w:hint="default" w:ascii="Times New Roman" w:hAnsi="Times New Roman" w:eastAsia="微软雅黑" w:cs="Times New Roman"/>
+          <w:lang w:eastAsia="zh-CN"/>
+        </w:rPr>
+        <w:instrText xml:space="preserve"> PAGEREF _Toc15731 \h </w:instrText>
+      </w:r>
+      <w:r>
+        <w:rPr>
+          <w:rFonts w:hint="default" w:ascii="Times New Roman" w:hAnsi="Times New Roman"/>
           <w:color w:val="auto"/>
+          <w:lang w:eastAsia="zh-CN"/>
         </w:rPr>
         <w:fldChar w:fldCharType="separate"/>
       </w:r>
       <w:r>
         <w:rPr>
-          <w:rFonts w:hint="default" w:ascii="Times New Roman" w:hAnsi="Times New Roman" w:eastAsia="微软雅黑" w:cs="Times New Roman"/>
+          <w:rFonts w:hint="default" w:ascii="Times New Roman" w:hAnsi="Times New Roman"/>
           <w:color w:val="auto"/>
+          <w:lang w:eastAsia="zh-CN"/>
         </w:rPr>
         <w:t>8</w:t>
       </w:r>
       <w:r>
         <w:rPr>
-          <w:rFonts w:hint="default" w:ascii="Times New Roman" w:hAnsi="Times New Roman" w:eastAsia="微软雅黑" w:cs="Times New Roman"/>
+          <w:rFonts w:hint="default" w:ascii="Times New Roman" w:hAnsi="Times New Roman"/>
           <w:color w:val="auto"/>
+          <w:lang w:eastAsia="zh-CN"/>
         </w:rPr>
         <w:fldChar w:fldCharType="end"/>
       </w:r>
       <w:r>
         <w:rPr>
-          <w:rFonts w:hint="default" w:ascii="Times New Roman" w:hAnsi="Times New Roman" w:eastAsia="微软雅黑" w:cs="Times New Roman"/>
+          <w:rFonts w:hint="default" w:ascii="Times New Roman" w:hAnsi="Times New Roman"/>
           <w:color w:val="auto"/>
-          <w:szCs w:val="21"/>
           <w:lang w:eastAsia="zh-CN"/>
         </w:rPr>
         <w:fldChar w:fldCharType="end"/>
@@ -1526,43 +1451,41 @@
       <w:pPr>
         <w:pStyle w:val="14"/>
         <w:tabs>
-          <w:tab w:val="right" w:leader="dot" w:pos="9865"/>
+          <w:tab w:val="right" w:leader="dot" w:pos="9870"/>
         </w:tabs>
         <w:rPr>
-          <w:rFonts w:hint="default" w:ascii="Times New Roman" w:hAnsi="Times New Roman" w:eastAsia="微软雅黑" w:cs="Times New Roman"/>
+          <w:rFonts w:hint="default" w:ascii="Times New Roman" w:hAnsi="Times New Roman"/>
           <w:color w:val="auto"/>
+          <w:lang w:eastAsia="zh-CN"/>
         </w:rPr>
       </w:pPr>
       <w:r>
         <w:rPr>
-          <w:rFonts w:hint="default" w:ascii="Times New Roman" w:hAnsi="Times New Roman" w:eastAsia="微软雅黑" w:cs="Times New Roman"/>
+          <w:rFonts w:hint="default" w:ascii="Times New Roman" w:hAnsi="Times New Roman"/>
           <w:color w:val="auto"/>
-          <w:szCs w:val="21"/>
           <w:lang w:eastAsia="zh-CN"/>
         </w:rPr>
         <w:fldChar w:fldCharType="begin"/>
       </w:r>
       <w:r>
         <w:rPr>
-          <w:rFonts w:hint="default" w:ascii="Times New Roman" w:hAnsi="Times New Roman" w:eastAsia="微软雅黑" w:cs="Times New Roman"/>
+          <w:rFonts w:hint="default" w:ascii="Times New Roman" w:hAnsi="Times New Roman"/>
           <w:color w:val="auto"/>
-          <w:szCs w:val="21"/>
-          <w:lang w:eastAsia="zh-CN"/>
-        </w:rPr>
-        <w:instrText xml:space="preserve"> HYPERLINK \l _Toc28093 </w:instrText>
-      </w:r>
-      <w:r>
-        <w:rPr>
-          <w:rFonts w:hint="default" w:ascii="Times New Roman" w:hAnsi="Times New Roman" w:eastAsia="微软雅黑" w:cs="Times New Roman"/>
+          <w:lang w:eastAsia="zh-CN"/>
+        </w:rPr>
+        <w:instrText xml:space="preserve"> HYPERLINK \l _Toc31961 </w:instrText>
+      </w:r>
+      <w:r>
+        <w:rPr>
+          <w:rFonts w:hint="default" w:ascii="Times New Roman" w:hAnsi="Times New Roman"/>
           <w:color w:val="auto"/>
-          <w:szCs w:val="21"/>
           <w:lang w:eastAsia="zh-CN"/>
         </w:rPr>
         <w:fldChar w:fldCharType="separate"/>
       </w:r>
       <w:r>
         <w:rPr>
-          <w:rFonts w:hint="default" w:ascii="Times New Roman" w:hAnsi="Times New Roman" w:eastAsia="微软雅黑" w:cs="Times New Roman"/>
+          <w:rFonts w:hint="eastAsia" w:ascii="Times New Roman" w:hAnsi="Times New Roman"/>
           <w:color w:val="auto"/>
           <w:lang w:eastAsia="zh-CN"/>
         </w:rPr>
@@ -1570,51 +1493,56 @@
       </w:r>
       <w:r>
         <w:rPr>
-          <w:rFonts w:hint="default" w:ascii="Times New Roman" w:hAnsi="Times New Roman" w:eastAsia="微软雅黑" w:cs="Times New Roman"/>
+          <w:rFonts w:hint="default" w:ascii="Times New Roman" w:hAnsi="Times New Roman"/>
           <w:color w:val="auto"/>
+          <w:lang w:eastAsia="zh-CN"/>
         </w:rPr>
         <w:tab/>
       </w:r>
       <w:r>
         <w:rPr>
-          <w:rFonts w:hint="default" w:ascii="Times New Roman" w:hAnsi="Times New Roman" w:eastAsia="微软雅黑" w:cs="Times New Roman"/>
+          <w:rFonts w:hint="default" w:ascii="Times New Roman" w:hAnsi="Times New Roman"/>
           <w:color w:val="auto"/>
+          <w:lang w:eastAsia="zh-CN"/>
         </w:rPr>
         <w:fldChar w:fldCharType="begin"/>
       </w:r>
       <w:r>
         <w:rPr>
-          <w:rFonts w:hint="default" w:ascii="Times New Roman" w:hAnsi="Times New Roman" w:eastAsia="微软雅黑" w:cs="Times New Roman"/>
+          <w:rFonts w:hint="default" w:ascii="Times New Roman" w:hAnsi="Times New Roman"/>
           <w:color w:val="auto"/>
-        </w:rPr>
-        <w:instrText xml:space="preserve"> PAGEREF _Toc28093 \h </w:instrText>
-      </w:r>
-      <w:r>
-        <w:rPr>
-          <w:rFonts w:hint="default" w:ascii="Times New Roman" w:hAnsi="Times New Roman" w:eastAsia="微软雅黑" w:cs="Times New Roman"/>
+          <w:lang w:eastAsia="zh-CN"/>
+        </w:rPr>
+        <w:instrText xml:space="preserve"> PAGEREF _Toc31961 \h </w:instrText>
+      </w:r>
+      <w:r>
+        <w:rPr>
+          <w:rFonts w:hint="default" w:ascii="Times New Roman" w:hAnsi="Times New Roman"/>
           <w:color w:val="auto"/>
+          <w:lang w:eastAsia="zh-CN"/>
         </w:rPr>
         <w:fldChar w:fldCharType="separate"/>
       </w:r>
       <w:r>
         <w:rPr>
-          <w:rFonts w:hint="default" w:ascii="Times New Roman" w:hAnsi="Times New Roman" w:eastAsia="微软雅黑" w:cs="Times New Roman"/>
+          <w:rFonts w:hint="default" w:ascii="Times New Roman" w:hAnsi="Times New Roman"/>
           <w:color w:val="auto"/>
+          <w:lang w:eastAsia="zh-CN"/>
         </w:rPr>
         <w:t>10</w:t>
       </w:r>
       <w:r>
         <w:rPr>
-          <w:rFonts w:hint="default" w:ascii="Times New Roman" w:hAnsi="Times New Roman" w:eastAsia="微软雅黑" w:cs="Times New Roman"/>
+          <w:rFonts w:hint="default" w:ascii="Times New Roman" w:hAnsi="Times New Roman"/>
           <w:color w:val="auto"/>
+          <w:lang w:eastAsia="zh-CN"/>
         </w:rPr>
         <w:fldChar w:fldCharType="end"/>
       </w:r>
       <w:r>
         <w:rPr>
-          <w:rFonts w:hint="default" w:ascii="Times New Roman" w:hAnsi="Times New Roman" w:eastAsia="微软雅黑" w:cs="Times New Roman"/>
+          <w:rFonts w:hint="default" w:ascii="Times New Roman" w:hAnsi="Times New Roman"/>
           <w:color w:val="auto"/>
-          <w:szCs w:val="21"/>
           <w:lang w:eastAsia="zh-CN"/>
         </w:rPr>
         <w:fldChar w:fldCharType="end"/>
@@ -1634,43 +1562,41 @@
       <w:pPr>
         <w:pStyle w:val="14"/>
         <w:tabs>
-          <w:tab w:val="right" w:leader="dot" w:pos="9865"/>
+          <w:tab w:val="right" w:leader="dot" w:pos="9870"/>
         </w:tabs>
         <w:rPr>
-          <w:rFonts w:hint="default" w:ascii="Times New Roman" w:hAnsi="Times New Roman" w:eastAsia="微软雅黑" w:cs="Times New Roman"/>
+          <w:rFonts w:hint="default" w:ascii="Times New Roman" w:hAnsi="Times New Roman"/>
           <w:color w:val="auto"/>
+          <w:lang w:eastAsia="zh-CN"/>
         </w:rPr>
       </w:pPr>
       <w:r>
         <w:rPr>
-          <w:rFonts w:hint="default" w:ascii="Times New Roman" w:hAnsi="Times New Roman" w:eastAsia="微软雅黑" w:cs="Times New Roman"/>
+          <w:rFonts w:hint="default" w:ascii="Times New Roman" w:hAnsi="Times New Roman"/>
           <w:color w:val="auto"/>
-          <w:szCs w:val="21"/>
           <w:lang w:eastAsia="zh-CN"/>
         </w:rPr>
         <w:fldChar w:fldCharType="begin"/>
       </w:r>
       <w:r>
         <w:rPr>
-          <w:rFonts w:hint="default" w:ascii="Times New Roman" w:hAnsi="Times New Roman" w:eastAsia="微软雅黑" w:cs="Times New Roman"/>
+          <w:rFonts w:hint="default" w:ascii="Times New Roman" w:hAnsi="Times New Roman"/>
           <w:color w:val="auto"/>
-          <w:szCs w:val="21"/>
-          <w:lang w:eastAsia="zh-CN"/>
-        </w:rPr>
-        <w:instrText xml:space="preserve"> HYPERLINK \l _Toc21681 </w:instrText>
-      </w:r>
-      <w:r>
-        <w:rPr>
-          <w:rFonts w:hint="default" w:ascii="Times New Roman" w:hAnsi="Times New Roman" w:eastAsia="微软雅黑" w:cs="Times New Roman"/>
+          <w:lang w:eastAsia="zh-CN"/>
+        </w:rPr>
+        <w:instrText xml:space="preserve"> HYPERLINK \l _Toc25971 </w:instrText>
+      </w:r>
+      <w:r>
+        <w:rPr>
+          <w:rFonts w:hint="default" w:ascii="Times New Roman" w:hAnsi="Times New Roman"/>
           <w:color w:val="auto"/>
-          <w:szCs w:val="21"/>
           <w:lang w:eastAsia="zh-CN"/>
         </w:rPr>
         <w:fldChar w:fldCharType="separate"/>
       </w:r>
       <w:r>
         <w:rPr>
-          <w:rFonts w:hint="default" w:ascii="Times New Roman" w:hAnsi="Times New Roman" w:eastAsia="微软雅黑" w:cs="Times New Roman"/>
+          <w:rFonts w:hint="eastAsia" w:ascii="Times New Roman" w:hAnsi="Times New Roman"/>
           <w:color w:val="auto"/>
           <w:lang w:eastAsia="zh-CN"/>
         </w:rPr>
@@ -1678,457 +1604,56 @@
       </w:r>
       <w:r>
         <w:rPr>
-          <w:rFonts w:hint="default" w:ascii="Times New Roman" w:hAnsi="Times New Roman" w:eastAsia="微软雅黑" w:cs="Times New Roman"/>
+          <w:rFonts w:hint="default" w:ascii="Times New Roman" w:hAnsi="Times New Roman"/>
           <w:color w:val="auto"/>
+          <w:lang w:eastAsia="zh-CN"/>
         </w:rPr>
         <w:tab/>
       </w:r>
       <w:r>
         <w:rPr>
-          <w:rFonts w:hint="default" w:ascii="Times New Roman" w:hAnsi="Times New Roman" w:eastAsia="微软雅黑" w:cs="Times New Roman"/>
+          <w:rFonts w:hint="default" w:ascii="Times New Roman" w:hAnsi="Times New Roman"/>
           <w:color w:val="auto"/>
+          <w:lang w:eastAsia="zh-CN"/>
         </w:rPr>
         <w:fldChar w:fldCharType="begin"/>
       </w:r>
       <w:r>
         <w:rPr>
-          <w:rFonts w:hint="default" w:ascii="Times New Roman" w:hAnsi="Times New Roman" w:eastAsia="微软雅黑" w:cs="Times New Roman"/>
+          <w:rFonts w:hint="default" w:ascii="Times New Roman" w:hAnsi="Times New Roman"/>
           <w:color w:val="auto"/>
-        </w:rPr>
-        <w:instrText xml:space="preserve"> PAGEREF _Toc21681 \h </w:instrText>
-      </w:r>
-      <w:r>
-        <w:rPr>
-          <w:rFonts w:hint="default" w:ascii="Times New Roman" w:hAnsi="Times New Roman" w:eastAsia="微软雅黑" w:cs="Times New Roman"/>
+          <w:lang w:eastAsia="zh-CN"/>
+        </w:rPr>
+        <w:instrText xml:space="preserve"> PAGEREF _Toc25971 \h </w:instrText>
+      </w:r>
+      <w:r>
+        <w:rPr>
+          <w:rFonts w:hint="default" w:ascii="Times New Roman" w:hAnsi="Times New Roman"/>
           <w:color w:val="auto"/>
+          <w:lang w:eastAsia="zh-CN"/>
         </w:rPr>
         <w:fldChar w:fldCharType="separate"/>
       </w:r>
       <w:r>
         <w:rPr>
-          <w:rFonts w:hint="default" w:ascii="Times New Roman" w:hAnsi="Times New Roman" w:eastAsia="微软雅黑" w:cs="Times New Roman"/>
+          <w:rFonts w:hint="default" w:ascii="Times New Roman" w:hAnsi="Times New Roman"/>
           <w:color w:val="auto"/>
+          <w:lang w:eastAsia="zh-CN"/>
         </w:rPr>
         <w:t>11</w:t>
       </w:r>
       <w:r>
         <w:rPr>
-          <w:rFonts w:hint="default" w:ascii="Times New Roman" w:hAnsi="Times New Roman" w:eastAsia="微软雅黑" w:cs="Times New Roman"/>
+          <w:rFonts w:hint="default" w:ascii="Times New Roman" w:hAnsi="Times New Roman"/>
           <w:color w:val="auto"/>
+          <w:lang w:eastAsia="zh-CN"/>
         </w:rPr>
         <w:fldChar w:fldCharType="end"/>
       </w:r>
       <w:r>
         <w:rPr>
-          <w:rFonts w:hint="default" w:ascii="Times New Roman" w:hAnsi="Times New Roman" w:eastAsia="微软雅黑" w:cs="Times New Roman"/>
+          <w:rFonts w:hint="default" w:ascii="Times New Roman" w:hAnsi="Times New Roman"/>
           <w:color w:val="auto"/>
-          <w:szCs w:val="21"/>
-          <w:lang w:eastAsia="zh-CN"/>
-        </w:rPr>
-        <w:fldChar w:fldCharType="end"/>
-      </w:r>
-      <w:r>
-        <w:rPr>
-          <w:rFonts w:hint="default" w:ascii="Times New Roman" w:hAnsi="Times New Roman" w:eastAsia="微软雅黑" w:cs="Times New Roman"/>
-          <w:color w:val="auto"/>
-          <w:sz w:val="24"/>
-          <w:szCs w:val="24"/>
-          <w:lang w:eastAsia="zh-CN"/>
-        </w:rPr>
-        <w:t>{% endif %}</w:t>
-      </w:r>
-    </w:p>
-    <w:p>
-      <w:pPr>
-        <w:pStyle w:val="13"/>
-        <w:tabs>
-          <w:tab w:val="right" w:leader="dot" w:pos="9865"/>
-        </w:tabs>
-        <w:rPr>
-          <w:rFonts w:hint="default" w:ascii="Times New Roman" w:hAnsi="Times New Roman" w:eastAsia="微软雅黑" w:cs="Times New Roman"/>
-        </w:rPr>
-      </w:pPr>
-      <w:r>
-        <w:rPr>
-          <w:rFonts w:hint="default" w:ascii="Times New Roman" w:hAnsi="Times New Roman" w:eastAsia="微软雅黑" w:cs="Times New Roman"/>
-          <w:lang w:eastAsia="zh-CN"/>
-        </w:rPr>
-        <w:fldChar w:fldCharType="begin"/>
-      </w:r>
-      <w:r>
-        <w:rPr>
-          <w:rFonts w:hint="default" w:ascii="Times New Roman" w:hAnsi="Times New Roman" w:eastAsia="微软雅黑" w:cs="Times New Roman"/>
-          <w:lang w:eastAsia="zh-CN"/>
-        </w:rPr>
-        <w:instrText xml:space="preserve"> HYPERLINK \l _Toc20989 </w:instrText>
-      </w:r>
-      <w:r>
-        <w:rPr>
-          <w:rFonts w:hint="default" w:ascii="Times New Roman" w:hAnsi="Times New Roman" w:eastAsia="微软雅黑" w:cs="Times New Roman"/>
-          <w:lang w:eastAsia="zh-CN"/>
-        </w:rPr>
-        <w:fldChar w:fldCharType="separate"/>
-      </w:r>
-      <w:r>
-        <w:rPr>
-          <w:rFonts w:hint="default" w:ascii="Times New Roman" w:hAnsi="Times New Roman" w:eastAsia="微软雅黑" w:cs="Times New Roman"/>
-        </w:rPr>
-        <w:t>基因检测结果解析</w:t>
-      </w:r>
-      <w:r>
-        <w:rPr>
-          <w:rFonts w:hint="default" w:ascii="Times New Roman" w:hAnsi="Times New Roman" w:eastAsia="微软雅黑" w:cs="Times New Roman"/>
-        </w:rPr>
-        <w:tab/>
-      </w:r>
-      <w:r>
-        <w:rPr>
-          <w:rFonts w:hint="default" w:ascii="Times New Roman" w:hAnsi="Times New Roman" w:eastAsia="微软雅黑" w:cs="Times New Roman"/>
-        </w:rPr>
-        <w:fldChar w:fldCharType="begin"/>
-      </w:r>
-      <w:r>
-        <w:rPr>
-          <w:rFonts w:hint="default" w:ascii="Times New Roman" w:hAnsi="Times New Roman" w:eastAsia="微软雅黑" w:cs="Times New Roman"/>
-        </w:rPr>
-        <w:instrText xml:space="preserve"> PAGEREF _Toc20989 \h </w:instrText>
-      </w:r>
-      <w:r>
-        <w:rPr>
-          <w:rFonts w:hint="default" w:ascii="Times New Roman" w:hAnsi="Times New Roman" w:eastAsia="微软雅黑" w:cs="Times New Roman"/>
-        </w:rPr>
-        <w:fldChar w:fldCharType="separate"/>
-      </w:r>
-      <w:r>
-        <w:rPr>
-          <w:rFonts w:hint="default" w:ascii="Times New Roman" w:hAnsi="Times New Roman" w:eastAsia="微软雅黑" w:cs="Times New Roman"/>
-        </w:rPr>
-        <w:t>13</w:t>
-      </w:r>
-      <w:r>
-        <w:rPr>
-          <w:rFonts w:hint="default" w:ascii="Times New Roman" w:hAnsi="Times New Roman" w:eastAsia="微软雅黑" w:cs="Times New Roman"/>
-        </w:rPr>
-        <w:fldChar w:fldCharType="end"/>
-      </w:r>
-      <w:r>
-        <w:rPr>
-          <w:rFonts w:hint="default" w:ascii="Times New Roman" w:hAnsi="Times New Roman" w:eastAsia="微软雅黑" w:cs="Times New Roman"/>
-          <w:lang w:eastAsia="zh-CN"/>
-        </w:rPr>
-        <w:fldChar w:fldCharType="end"/>
-      </w:r>
-    </w:p>
-    <w:p>
-      <w:pPr>
-        <w:pStyle w:val="14"/>
-        <w:tabs>
-          <w:tab w:val="right" w:leader="dot" w:pos="9861"/>
-        </w:tabs>
-        <w:ind w:left="440"/>
-        <w:rPr>
-          <w:rFonts w:hint="default" w:ascii="Times New Roman" w:hAnsi="Times New Roman" w:eastAsia="微软雅黑" w:cs="Times New Roman"/>
-          <w:color w:val="auto"/>
-        </w:rPr>
-      </w:pPr>
-      <w:r>
-        <w:rPr>
-          <w:rFonts w:hint="default" w:ascii="Times New Roman" w:hAnsi="Times New Roman" w:eastAsia="微软雅黑" w:cs="Times New Roman"/>
-          <w:color w:val="auto"/>
-          <w:szCs w:val="21"/>
-          <w:lang w:eastAsia="zh-CN"/>
-        </w:rPr>
-        <w:fldChar w:fldCharType="begin"/>
-      </w:r>
-      <w:r>
-        <w:rPr>
-          <w:rFonts w:hint="default" w:ascii="Times New Roman" w:hAnsi="Times New Roman" w:eastAsia="微软雅黑" w:cs="Times New Roman"/>
-          <w:color w:val="auto"/>
-          <w:szCs w:val="21"/>
-          <w:lang w:eastAsia="zh-CN"/>
-        </w:rPr>
-        <w:instrText xml:space="preserve"> HYPERLINK \l _Toc726 </w:instrText>
-      </w:r>
-      <w:r>
-        <w:rPr>
-          <w:rFonts w:hint="default" w:ascii="Times New Roman" w:hAnsi="Times New Roman" w:eastAsia="微软雅黑" w:cs="Times New Roman"/>
-          <w:color w:val="auto"/>
-          <w:szCs w:val="21"/>
-          <w:lang w:eastAsia="zh-CN"/>
-        </w:rPr>
-        <w:fldChar w:fldCharType="separate"/>
-      </w:r>
-      <w:r>
-        <w:rPr>
-          <w:rFonts w:hint="default" w:ascii="Times New Roman" w:hAnsi="Times New Roman" w:eastAsia="微软雅黑" w:cs="Times New Roman"/>
-          <w:color w:val="auto"/>
-        </w:rPr>
-        <w:t>微卫星不稳定（MSI）检测结果解析</w:t>
-      </w:r>
-      <w:r>
-        <w:rPr>
-          <w:rFonts w:hint="default" w:ascii="Times New Roman" w:hAnsi="Times New Roman" w:eastAsia="微软雅黑" w:cs="Times New Roman"/>
-          <w:color w:val="auto"/>
-        </w:rPr>
-        <w:tab/>
-      </w:r>
-      <w:r>
-        <w:rPr>
-          <w:rFonts w:hint="default" w:ascii="Times New Roman" w:hAnsi="Times New Roman" w:eastAsia="微软雅黑" w:cs="Times New Roman"/>
-          <w:color w:val="auto"/>
-        </w:rPr>
-        <w:fldChar w:fldCharType="begin"/>
-      </w:r>
-      <w:r>
-        <w:rPr>
-          <w:rFonts w:hint="default" w:ascii="Times New Roman" w:hAnsi="Times New Roman" w:eastAsia="微软雅黑" w:cs="Times New Roman"/>
-          <w:color w:val="auto"/>
-        </w:rPr>
-        <w:instrText xml:space="preserve"> PAGEREF _Toc726 \h </w:instrText>
-      </w:r>
-      <w:r>
-        <w:rPr>
-          <w:rFonts w:hint="default" w:ascii="Times New Roman" w:hAnsi="Times New Roman" w:eastAsia="微软雅黑" w:cs="Times New Roman"/>
-          <w:color w:val="auto"/>
-        </w:rPr>
-        <w:fldChar w:fldCharType="separate"/>
-      </w:r>
-      <w:r>
-        <w:rPr>
-          <w:rFonts w:hint="default" w:ascii="Times New Roman" w:hAnsi="Times New Roman" w:eastAsia="微软雅黑" w:cs="Times New Roman"/>
-          <w:color w:val="auto"/>
-        </w:rPr>
-        <w:t>13</w:t>
-      </w:r>
-      <w:r>
-        <w:rPr>
-          <w:rFonts w:hint="default" w:ascii="Times New Roman" w:hAnsi="Times New Roman" w:eastAsia="微软雅黑" w:cs="Times New Roman"/>
-          <w:color w:val="auto"/>
-        </w:rPr>
-        <w:fldChar w:fldCharType="end"/>
-      </w:r>
-      <w:r>
-        <w:rPr>
-          <w:rFonts w:hint="default" w:ascii="Times New Roman" w:hAnsi="Times New Roman" w:eastAsia="微软雅黑" w:cs="Times New Roman"/>
-          <w:color w:val="auto"/>
-          <w:szCs w:val="21"/>
-          <w:lang w:eastAsia="zh-CN"/>
-        </w:rPr>
-        <w:fldChar w:fldCharType="end"/>
-      </w:r>
-      <w:r>
-        <w:rPr>
-          <w:rFonts w:hint="default" w:ascii="Times New Roman" w:hAnsi="Times New Roman" w:eastAsia="微软雅黑" w:cs="Times New Roman"/>
-          <w:color w:val="auto"/>
-          <w:sz w:val="24"/>
-          <w:szCs w:val="24"/>
-          <w:highlight w:val="none"/>
-          <w:lang w:eastAsia="zh-CN"/>
-        </w:rPr>
-        <w:t>{%if BodyDrugDrugDetectionStr or unknownVarAnalysisStr %}</w:t>
-      </w:r>
-    </w:p>
-    <w:p>
-      <w:pPr>
-        <w:pStyle w:val="14"/>
-        <w:tabs>
-          <w:tab w:val="right" w:leader="dot" w:pos="9865"/>
-        </w:tabs>
-        <w:rPr>
-          <w:rFonts w:hint="default" w:ascii="Times New Roman" w:hAnsi="Times New Roman" w:eastAsia="微软雅黑" w:cs="Times New Roman"/>
-          <w:color w:val="auto"/>
-        </w:rPr>
-      </w:pPr>
-      <w:r>
-        <w:rPr>
-          <w:rFonts w:hint="default" w:ascii="Times New Roman" w:hAnsi="Times New Roman" w:eastAsia="微软雅黑" w:cs="Times New Roman"/>
-          <w:color w:val="auto"/>
-          <w:szCs w:val="21"/>
-          <w:lang w:eastAsia="zh-CN"/>
-        </w:rPr>
-        <w:fldChar w:fldCharType="begin"/>
-      </w:r>
-      <w:r>
-        <w:rPr>
-          <w:rFonts w:hint="default" w:ascii="Times New Roman" w:hAnsi="Times New Roman" w:eastAsia="微软雅黑" w:cs="Times New Roman"/>
-          <w:color w:val="auto"/>
-          <w:szCs w:val="21"/>
-          <w:lang w:eastAsia="zh-CN"/>
-        </w:rPr>
-        <w:instrText xml:space="preserve"> HYPERLINK \l _Toc30847 </w:instrText>
-      </w:r>
-      <w:r>
-        <w:rPr>
-          <w:rFonts w:hint="default" w:ascii="Times New Roman" w:hAnsi="Times New Roman" w:eastAsia="微软雅黑" w:cs="Times New Roman"/>
-          <w:color w:val="auto"/>
-          <w:szCs w:val="21"/>
-          <w:lang w:eastAsia="zh-CN"/>
-        </w:rPr>
-        <w:fldChar w:fldCharType="separate"/>
-      </w:r>
-      <w:r>
-        <w:rPr>
-          <w:rFonts w:hint="default" w:ascii="Times New Roman" w:hAnsi="Times New Roman" w:eastAsia="微软雅黑" w:cs="Times New Roman"/>
-          <w:color w:val="auto"/>
-          <w:lang w:eastAsia="zh-CN"/>
-        </w:rPr>
-        <w:t>体细胞变异结果解析</w:t>
-      </w:r>
-      <w:r>
-        <w:rPr>
-          <w:rFonts w:hint="default" w:ascii="Times New Roman" w:hAnsi="Times New Roman" w:eastAsia="微软雅黑" w:cs="Times New Roman"/>
-          <w:color w:val="auto"/>
-        </w:rPr>
-        <w:tab/>
-      </w:r>
-      <w:r>
-        <w:rPr>
-          <w:rFonts w:hint="default" w:ascii="Times New Roman" w:hAnsi="Times New Roman" w:eastAsia="微软雅黑" w:cs="Times New Roman"/>
-          <w:color w:val="auto"/>
-        </w:rPr>
-        <w:fldChar w:fldCharType="begin"/>
-      </w:r>
-      <w:r>
-        <w:rPr>
-          <w:rFonts w:hint="default" w:ascii="Times New Roman" w:hAnsi="Times New Roman" w:eastAsia="微软雅黑" w:cs="Times New Roman"/>
-          <w:color w:val="auto"/>
-        </w:rPr>
-        <w:instrText xml:space="preserve"> PAGEREF _Toc30847 \h </w:instrText>
-      </w:r>
-      <w:r>
-        <w:rPr>
-          <w:rFonts w:hint="default" w:ascii="Times New Roman" w:hAnsi="Times New Roman" w:eastAsia="微软雅黑" w:cs="Times New Roman"/>
-          <w:color w:val="auto"/>
-        </w:rPr>
-        <w:fldChar w:fldCharType="separate"/>
-      </w:r>
-      <w:r>
-        <w:rPr>
-          <w:rFonts w:hint="default" w:ascii="Times New Roman" w:hAnsi="Times New Roman" w:eastAsia="微软雅黑" w:cs="Times New Roman"/>
-          <w:color w:val="auto"/>
-        </w:rPr>
-        <w:t>14</w:t>
-      </w:r>
-      <w:r>
-        <w:rPr>
-          <w:rFonts w:hint="default" w:ascii="Times New Roman" w:hAnsi="Times New Roman" w:eastAsia="微软雅黑" w:cs="Times New Roman"/>
-          <w:color w:val="auto"/>
-        </w:rPr>
-        <w:fldChar w:fldCharType="end"/>
-      </w:r>
-      <w:r>
-        <w:rPr>
-          <w:rFonts w:hint="default" w:ascii="Times New Roman" w:hAnsi="Times New Roman" w:eastAsia="微软雅黑" w:cs="Times New Roman"/>
-          <w:color w:val="auto"/>
-          <w:szCs w:val="21"/>
-          <w:lang w:eastAsia="zh-CN"/>
-        </w:rPr>
-        <w:fldChar w:fldCharType="end"/>
-      </w:r>
-      <w:r>
-        <w:rPr>
-          <w:rFonts w:hint="default" w:ascii="Times New Roman" w:hAnsi="Times New Roman" w:eastAsia="微软雅黑" w:cs="Times New Roman"/>
-          <w:color w:val="auto"/>
-          <w:sz w:val="24"/>
-          <w:szCs w:val="24"/>
-          <w:lang w:eastAsia="zh-CN"/>
-        </w:rPr>
-        <w:t>{% endif %}{%if geneticCancerRiskInfo %}</w:t>
-      </w:r>
-    </w:p>
-    <w:p>
-      <w:pPr>
-        <w:pStyle w:val="14"/>
-        <w:tabs>
-          <w:tab w:val="right" w:leader="dot" w:pos="9865"/>
-        </w:tabs>
-        <w:rPr>
-          <w:rFonts w:hint="default" w:ascii="Times New Roman" w:hAnsi="Times New Roman" w:eastAsia="微软雅黑" w:cs="Times New Roman"/>
-          <w:color w:val="auto"/>
-        </w:rPr>
-      </w:pPr>
-      <w:r>
-        <w:rPr>
-          <w:rFonts w:hint="default" w:ascii="Times New Roman" w:hAnsi="Times New Roman" w:eastAsia="微软雅黑" w:cs="Times New Roman"/>
-          <w:color w:val="auto"/>
-          <w:szCs w:val="21"/>
-          <w:lang w:eastAsia="zh-CN"/>
-        </w:rPr>
-        <w:fldChar w:fldCharType="begin"/>
-      </w:r>
-      <w:r>
-        <w:rPr>
-          <w:rFonts w:hint="default" w:ascii="Times New Roman" w:hAnsi="Times New Roman" w:eastAsia="微软雅黑" w:cs="Times New Roman"/>
-          <w:color w:val="auto"/>
-          <w:szCs w:val="21"/>
-          <w:lang w:eastAsia="zh-CN"/>
-        </w:rPr>
-        <w:instrText xml:space="preserve"> HYPERLINK \l _Toc14226 </w:instrText>
-      </w:r>
-      <w:r>
-        <w:rPr>
-          <w:rFonts w:hint="default" w:ascii="Times New Roman" w:hAnsi="Times New Roman" w:eastAsia="微软雅黑" w:cs="Times New Roman"/>
-          <w:color w:val="auto"/>
-          <w:szCs w:val="21"/>
-          <w:lang w:eastAsia="zh-CN"/>
-        </w:rPr>
-        <w:fldChar w:fldCharType="separate"/>
-      </w:r>
-      <w:r>
-        <w:rPr>
-          <w:rFonts w:hint="default" w:ascii="Times New Roman" w:hAnsi="Times New Roman" w:eastAsia="微软雅黑" w:cs="Times New Roman"/>
-          <w:color w:val="auto"/>
-          <w:lang w:eastAsia="zh-CN"/>
-        </w:rPr>
-        <w:t>胚系变异结果解析</w:t>
-      </w:r>
-      <w:r>
-        <w:rPr>
-          <w:rFonts w:hint="default" w:ascii="Times New Roman" w:hAnsi="Times New Roman" w:eastAsia="微软雅黑" w:cs="Times New Roman"/>
-          <w:color w:val="auto"/>
-        </w:rPr>
-        <w:tab/>
-      </w:r>
-      <w:r>
-        <w:rPr>
-          <w:rFonts w:hint="default" w:ascii="Times New Roman" w:hAnsi="Times New Roman" w:eastAsia="微软雅黑" w:cs="Times New Roman"/>
-          <w:color w:val="auto"/>
-        </w:rPr>
-        <w:fldChar w:fldCharType="begin"/>
-      </w:r>
-      <w:r>
-        <w:rPr>
-          <w:rFonts w:hint="default" w:ascii="Times New Roman" w:hAnsi="Times New Roman" w:eastAsia="微软雅黑" w:cs="Times New Roman"/>
-          <w:color w:val="auto"/>
-        </w:rPr>
-        <w:instrText xml:space="preserve"> PAGEREF _Toc14226 \h </w:instrText>
-      </w:r>
-      <w:r>
-        <w:rPr>
-          <w:rFonts w:hint="default" w:ascii="Times New Roman" w:hAnsi="Times New Roman" w:eastAsia="微软雅黑" w:cs="Times New Roman"/>
-          <w:color w:val="auto"/>
-        </w:rPr>
-        <w:fldChar w:fldCharType="separate"/>
-      </w:r>
-      <w:r>
-        <w:rPr>
-          <w:rFonts w:hint="default" w:ascii="Times New Roman" w:hAnsi="Times New Roman" w:eastAsia="微软雅黑" w:cs="Times New Roman"/>
-          <w:color w:val="auto"/>
-        </w:rPr>
-        <w:t>17</w:t>
-      </w:r>
-      <w:r>
-        <w:rPr>
-          <w:rFonts w:hint="default" w:ascii="Times New Roman" w:hAnsi="Times New Roman" w:eastAsia="微软雅黑" w:cs="Times New Roman"/>
-          <w:color w:val="auto"/>
-        </w:rPr>
-        <w:fldChar w:fldCharType="end"/>
-      </w:r>
-      <w:r>
-        <w:rPr>
-          <w:rFonts w:hint="default" w:ascii="Times New Roman" w:hAnsi="Times New Roman" w:eastAsia="微软雅黑" w:cs="Times New Roman"/>
-          <w:color w:val="auto"/>
-          <w:szCs w:val="21"/>
           <w:lang w:eastAsia="zh-CN"/>
         </w:rPr>
         <w:fldChar w:fldCharType="end"/>
@@ -2151,75 +1676,83 @@
           <w:tab w:val="right" w:leader="dot" w:pos="9870"/>
         </w:tabs>
         <w:rPr>
-          <w:rFonts w:hint="default" w:ascii="Times New Roman" w:hAnsi="Times New Roman" w:eastAsia="微软雅黑" w:cs="Times New Roman"/>
+          <w:rFonts w:hint="default"/>
+          <w:lang w:eastAsia="zh-CN"/>
         </w:rPr>
       </w:pPr>
       <w:r>
         <w:rPr>
-          <w:rFonts w:hint="default" w:ascii="Times New Roman" w:hAnsi="Times New Roman" w:eastAsia="微软雅黑" w:cs="Times New Roman"/>
+          <w:rFonts w:hint="default"/>
           <w:lang w:eastAsia="zh-CN"/>
         </w:rPr>
         <w:fldChar w:fldCharType="begin"/>
       </w:r>
       <w:r>
         <w:rPr>
-          <w:rFonts w:hint="default" w:ascii="Times New Roman" w:hAnsi="Times New Roman" w:eastAsia="微软雅黑" w:cs="Times New Roman"/>
-          <w:lang w:eastAsia="zh-CN"/>
-        </w:rPr>
-        <w:instrText xml:space="preserve"> HYPERLINK \l _Toc12324 </w:instrText>
-      </w:r>
-      <w:r>
-        <w:rPr>
-          <w:rFonts w:hint="default" w:ascii="Times New Roman" w:hAnsi="Times New Roman" w:eastAsia="微软雅黑" w:cs="Times New Roman"/>
+          <w:rFonts w:hint="default"/>
+          <w:lang w:eastAsia="zh-CN"/>
+        </w:rPr>
+        <w:instrText xml:space="preserve"> HYPERLINK \l _Toc28462 </w:instrText>
+      </w:r>
+      <w:r>
+        <w:rPr>
+          <w:rFonts w:hint="default"/>
           <w:lang w:eastAsia="zh-CN"/>
         </w:rPr>
         <w:fldChar w:fldCharType="separate"/>
       </w:r>
       <w:r>
         <w:rPr>
-          <w:rFonts w:hint="default" w:ascii="Times New Roman" w:hAnsi="Times New Roman" w:eastAsia="微软雅黑" w:cs="Times New Roman"/>
-        </w:rPr>
-        <w:t>附录</w:t>
-      </w:r>
-      <w:r>
-        <w:rPr>
-          <w:rFonts w:hint="default" w:ascii="Times New Roman" w:hAnsi="Times New Roman" w:eastAsia="微软雅黑" w:cs="Times New Roman"/>
+          <w:rFonts w:hint="default"/>
+          <w:lang w:eastAsia="zh-CN"/>
+        </w:rPr>
+        <w:t>基因检测结果解析</w:t>
+      </w:r>
+      <w:r>
+        <w:rPr>
+          <w:rFonts w:hint="default"/>
+          <w:lang w:eastAsia="zh-CN"/>
         </w:rPr>
         <w:tab/>
       </w:r>
       <w:r>
         <w:rPr>
-          <w:rFonts w:hint="default" w:ascii="Times New Roman" w:hAnsi="Times New Roman" w:eastAsia="微软雅黑" w:cs="Times New Roman"/>
+          <w:rFonts w:hint="default"/>
+          <w:lang w:eastAsia="zh-CN"/>
         </w:rPr>
         <w:fldChar w:fldCharType="begin"/>
       </w:r>
       <w:r>
         <w:rPr>
-          <w:rFonts w:hint="default" w:ascii="Times New Roman" w:hAnsi="Times New Roman" w:eastAsia="微软雅黑" w:cs="Times New Roman"/>
-        </w:rPr>
-        <w:instrText xml:space="preserve"> PAGEREF _Toc12324 \h </w:instrText>
-      </w:r>
-      <w:r>
-        <w:rPr>
-          <w:rFonts w:hint="default" w:ascii="Times New Roman" w:hAnsi="Times New Roman" w:eastAsia="微软雅黑" w:cs="Times New Roman"/>
+          <w:rFonts w:hint="default"/>
+          <w:lang w:eastAsia="zh-CN"/>
+        </w:rPr>
+        <w:instrText xml:space="preserve"> PAGEREF _Toc28462 \h </w:instrText>
+      </w:r>
+      <w:r>
+        <w:rPr>
+          <w:rFonts w:hint="default"/>
+          <w:lang w:eastAsia="zh-CN"/>
         </w:rPr>
         <w:fldChar w:fldCharType="separate"/>
       </w:r>
       <w:r>
         <w:rPr>
-          <w:rFonts w:hint="default" w:ascii="Times New Roman" w:hAnsi="Times New Roman" w:eastAsia="微软雅黑" w:cs="Times New Roman"/>
-        </w:rPr>
-        <w:t>19</w:t>
-      </w:r>
-      <w:r>
-        <w:rPr>
-          <w:rFonts w:hint="default" w:ascii="Times New Roman" w:hAnsi="Times New Roman" w:eastAsia="微软雅黑" w:cs="Times New Roman"/>
+          <w:rFonts w:hint="default"/>
+          <w:lang w:eastAsia="zh-CN"/>
+        </w:rPr>
+        <w:t>13</w:t>
+      </w:r>
+      <w:r>
+        <w:rPr>
+          <w:rFonts w:hint="default"/>
+          <w:lang w:eastAsia="zh-CN"/>
         </w:rPr>
         <w:fldChar w:fldCharType="end"/>
       </w:r>
       <w:r>
         <w:rPr>
-          <w:rFonts w:hint="default" w:ascii="Times New Roman" w:hAnsi="Times New Roman" w:eastAsia="微软雅黑" w:cs="Times New Roman"/>
+          <w:rFonts w:hint="default"/>
           <w:lang w:eastAsia="zh-CN"/>
         </w:rPr>
         <w:fldChar w:fldCharType="end"/>
@@ -2229,470 +1762,423 @@
       <w:pPr>
         <w:pStyle w:val="14"/>
         <w:tabs>
-          <w:tab w:val="right" w:leader="dot" w:pos="9865"/>
+          <w:tab w:val="right" w:leader="dot" w:pos="9870"/>
         </w:tabs>
         <w:rPr>
+          <w:rFonts w:hint="default" w:ascii="Times New Roman" w:hAnsi="Times New Roman"/>
+          <w:color w:val="auto"/>
+          <w:lang w:eastAsia="zh-CN"/>
+        </w:rPr>
+      </w:pPr>
+      <w:r>
+        <w:rPr>
+          <w:rFonts w:hint="default" w:ascii="Times New Roman" w:hAnsi="Times New Roman"/>
+          <w:color w:val="auto"/>
+          <w:lang w:eastAsia="zh-CN"/>
+        </w:rPr>
+        <w:fldChar w:fldCharType="begin"/>
+      </w:r>
+      <w:r>
+        <w:rPr>
+          <w:rFonts w:hint="default" w:ascii="Times New Roman" w:hAnsi="Times New Roman"/>
+          <w:color w:val="auto"/>
+          <w:lang w:eastAsia="zh-CN"/>
+        </w:rPr>
+        <w:instrText xml:space="preserve"> HYPERLINK \l _Toc8085 </w:instrText>
+      </w:r>
+      <w:r>
+        <w:rPr>
+          <w:rFonts w:hint="default" w:ascii="Times New Roman" w:hAnsi="Times New Roman"/>
+          <w:color w:val="auto"/>
+          <w:lang w:eastAsia="zh-CN"/>
+        </w:rPr>
+        <w:fldChar w:fldCharType="separate"/>
+      </w:r>
+      <w:r>
+        <w:rPr>
+          <w:rFonts w:hint="eastAsia" w:ascii="Times New Roman" w:hAnsi="Times New Roman"/>
+          <w:color w:val="auto"/>
+          <w:lang w:eastAsia="zh-CN"/>
+        </w:rPr>
+        <w:t>微卫星不稳定（MSI）检测结果解析</w:t>
+      </w:r>
+      <w:r>
+        <w:rPr>
+          <w:rFonts w:hint="default" w:ascii="Times New Roman" w:hAnsi="Times New Roman"/>
+          <w:color w:val="auto"/>
+          <w:lang w:eastAsia="zh-CN"/>
+        </w:rPr>
+        <w:tab/>
+      </w:r>
+      <w:r>
+        <w:rPr>
+          <w:rFonts w:hint="default" w:ascii="Times New Roman" w:hAnsi="Times New Roman"/>
+          <w:color w:val="auto"/>
+          <w:lang w:eastAsia="zh-CN"/>
+        </w:rPr>
+        <w:fldChar w:fldCharType="begin"/>
+      </w:r>
+      <w:r>
+        <w:rPr>
+          <w:rFonts w:hint="default" w:ascii="Times New Roman" w:hAnsi="Times New Roman"/>
+          <w:color w:val="auto"/>
+          <w:lang w:eastAsia="zh-CN"/>
+        </w:rPr>
+        <w:instrText xml:space="preserve"> PAGEREF _Toc8085 \h </w:instrText>
+      </w:r>
+      <w:r>
+        <w:rPr>
+          <w:rFonts w:hint="default" w:ascii="Times New Roman" w:hAnsi="Times New Roman"/>
+          <w:color w:val="auto"/>
+          <w:lang w:eastAsia="zh-CN"/>
+        </w:rPr>
+        <w:fldChar w:fldCharType="separate"/>
+      </w:r>
+      <w:r>
+        <w:rPr>
+          <w:rFonts w:hint="default" w:ascii="Times New Roman" w:hAnsi="Times New Roman"/>
+          <w:color w:val="auto"/>
+          <w:lang w:eastAsia="zh-CN"/>
+        </w:rPr>
+        <w:t>13</w:t>
+      </w:r>
+      <w:r>
+        <w:rPr>
+          <w:rFonts w:hint="default" w:ascii="Times New Roman" w:hAnsi="Times New Roman"/>
+          <w:color w:val="auto"/>
+          <w:lang w:eastAsia="zh-CN"/>
+        </w:rPr>
+        <w:fldChar w:fldCharType="end"/>
+      </w:r>
+      <w:r>
+        <w:rPr>
+          <w:rFonts w:hint="default" w:ascii="Times New Roman" w:hAnsi="Times New Roman"/>
+          <w:color w:val="auto"/>
+          <w:lang w:eastAsia="zh-CN"/>
+        </w:rPr>
+        <w:fldChar w:fldCharType="end"/>
+      </w:r>
+      <w:bookmarkStart w:id="148" w:name="_GoBack"/>
+      <w:r>
+        <w:rPr>
           <w:rFonts w:hint="default" w:ascii="Times New Roman" w:hAnsi="Times New Roman" w:eastAsia="微软雅黑" w:cs="Times New Roman"/>
-          <w:color w:val="000000" w:themeColor="text1"/>
-          <w14:textFill>
-            <w14:solidFill>
-              <w14:schemeClr w14:val="tx1"/>
-            </w14:solidFill>
-          </w14:textFill>
-        </w:rPr>
-      </w:pPr>
-      <w:r>
-        <w:rPr>
-          <w:rFonts w:hint="default" w:ascii="Times New Roman" w:hAnsi="Times New Roman" w:eastAsia="微软雅黑" w:cs="Times New Roman"/>
-          <w:color w:val="000000" w:themeColor="text1"/>
-          <w:szCs w:val="21"/>
-          <w:lang w:eastAsia="zh-CN"/>
-          <w14:textFill>
-            <w14:solidFill>
-              <w14:schemeClr w14:val="tx1"/>
-            </w14:solidFill>
-          </w14:textFill>
-        </w:rPr>
-        <w:fldChar w:fldCharType="begin"/>
-      </w:r>
-      <w:r>
-        <w:rPr>
-          <w:rFonts w:hint="default" w:ascii="Times New Roman" w:hAnsi="Times New Roman" w:eastAsia="微软雅黑" w:cs="Times New Roman"/>
-          <w:color w:val="000000" w:themeColor="text1"/>
-          <w:szCs w:val="21"/>
-          <w:lang w:eastAsia="zh-CN"/>
-          <w14:textFill>
-            <w14:solidFill>
-              <w14:schemeClr w14:val="tx1"/>
-            </w14:solidFill>
-          </w14:textFill>
-        </w:rPr>
-        <w:instrText xml:space="preserve"> HYPERLINK \l _Toc9023 </w:instrText>
-      </w:r>
-      <w:r>
-        <w:rPr>
-          <w:rFonts w:hint="default" w:ascii="Times New Roman" w:hAnsi="Times New Roman" w:eastAsia="微软雅黑" w:cs="Times New Roman"/>
-          <w:color w:val="000000" w:themeColor="text1"/>
-          <w:szCs w:val="21"/>
-          <w:lang w:eastAsia="zh-CN"/>
-          <w14:textFill>
-            <w14:solidFill>
-              <w14:schemeClr w14:val="tx1"/>
-            </w14:solidFill>
-          </w14:textFill>
-        </w:rPr>
-        <w:fldChar w:fldCharType="separate"/>
-      </w:r>
-      <w:r>
-        <w:rPr>
-          <w:rFonts w:hint="default" w:ascii="Times New Roman" w:hAnsi="Times New Roman" w:eastAsia="微软雅黑" w:cs="Times New Roman"/>
-          <w:color w:val="000000" w:themeColor="text1"/>
-          <w14:textFill>
-            <w14:solidFill>
-              <w14:schemeClr w14:val="tx1"/>
-            </w14:solidFill>
-          </w14:textFill>
-        </w:rPr>
-        <w:t>样本质控情况</w:t>
-      </w:r>
-      <w:r>
-        <w:rPr>
-          <w:rFonts w:hint="default" w:ascii="Times New Roman" w:hAnsi="Times New Roman" w:eastAsia="微软雅黑" w:cs="Times New Roman"/>
-          <w:color w:val="000000" w:themeColor="text1"/>
-          <w14:textFill>
-            <w14:solidFill>
-              <w14:schemeClr w14:val="tx1"/>
-            </w14:solidFill>
-          </w14:textFill>
-        </w:rPr>
-        <w:tab/>
-      </w:r>
-      <w:r>
-        <w:rPr>
-          <w:rFonts w:hint="default" w:ascii="Times New Roman" w:hAnsi="Times New Roman" w:eastAsia="微软雅黑" w:cs="Times New Roman"/>
-          <w:color w:val="000000" w:themeColor="text1"/>
-          <w14:textFill>
-            <w14:solidFill>
-              <w14:schemeClr w14:val="tx1"/>
-            </w14:solidFill>
-          </w14:textFill>
-        </w:rPr>
-        <w:fldChar w:fldCharType="begin"/>
-      </w:r>
-      <w:r>
-        <w:rPr>
-          <w:rFonts w:hint="default" w:ascii="Times New Roman" w:hAnsi="Times New Roman" w:eastAsia="微软雅黑" w:cs="Times New Roman"/>
-          <w:color w:val="000000" w:themeColor="text1"/>
-          <w14:textFill>
-            <w14:solidFill>
-              <w14:schemeClr w14:val="tx1"/>
-            </w14:solidFill>
-          </w14:textFill>
-        </w:rPr>
-        <w:instrText xml:space="preserve"> PAGEREF _Toc9023 \h </w:instrText>
-      </w:r>
-      <w:r>
-        <w:rPr>
-          <w:rFonts w:hint="default" w:ascii="Times New Roman" w:hAnsi="Times New Roman" w:eastAsia="微软雅黑" w:cs="Times New Roman"/>
-          <w:color w:val="000000" w:themeColor="text1"/>
-          <w14:textFill>
-            <w14:solidFill>
-              <w14:schemeClr w14:val="tx1"/>
-            </w14:solidFill>
-          </w14:textFill>
-        </w:rPr>
-        <w:fldChar w:fldCharType="separate"/>
-      </w:r>
-      <w:r>
-        <w:rPr>
-          <w:rFonts w:hint="default" w:ascii="Times New Roman" w:hAnsi="Times New Roman" w:eastAsia="微软雅黑" w:cs="Times New Roman"/>
-          <w:color w:val="000000" w:themeColor="text1"/>
-          <w14:textFill>
-            <w14:solidFill>
-              <w14:schemeClr w14:val="tx1"/>
-            </w14:solidFill>
-          </w14:textFill>
-        </w:rPr>
-        <w:t>19</w:t>
-      </w:r>
-      <w:r>
-        <w:rPr>
-          <w:rFonts w:hint="default" w:ascii="Times New Roman" w:hAnsi="Times New Roman" w:eastAsia="微软雅黑" w:cs="Times New Roman"/>
-          <w:color w:val="000000" w:themeColor="text1"/>
-          <w14:textFill>
-            <w14:solidFill>
-              <w14:schemeClr w14:val="tx1"/>
-            </w14:solidFill>
-          </w14:textFill>
-        </w:rPr>
-        <w:fldChar w:fldCharType="end"/>
-      </w:r>
-      <w:r>
-        <w:rPr>
-          <w:rFonts w:hint="default" w:ascii="Times New Roman" w:hAnsi="Times New Roman" w:eastAsia="微软雅黑" w:cs="Times New Roman"/>
-          <w:color w:val="000000" w:themeColor="text1"/>
-          <w:szCs w:val="21"/>
-          <w:lang w:eastAsia="zh-CN"/>
-          <w14:textFill>
-            <w14:solidFill>
-              <w14:schemeClr w14:val="tx1"/>
-            </w14:solidFill>
-          </w14:textFill>
-        </w:rPr>
-        <w:fldChar w:fldCharType="end"/>
-      </w:r>
+          <w:color w:val="auto"/>
+          <w:sz w:val="18"/>
+          <w:szCs w:val="18"/>
+          <w:highlight w:val="none"/>
+          <w:lang w:eastAsia="zh-CN"/>
+        </w:rPr>
+        <w:t>{%if BodyDrugDrugDetectionStr or unknownVarAnalysisStr %}</w:t>
+      </w:r>
+      <w:bookmarkEnd w:id="148"/>
     </w:p>
     <w:p>
       <w:pPr>
         <w:pStyle w:val="14"/>
         <w:tabs>
-          <w:tab w:val="right" w:leader="dot" w:pos="9865"/>
+          <w:tab w:val="right" w:leader="dot" w:pos="9870"/>
         </w:tabs>
         <w:rPr>
+          <w:rFonts w:hint="default" w:ascii="Times New Roman" w:hAnsi="Times New Roman"/>
+          <w:color w:val="auto"/>
+          <w:lang w:eastAsia="zh-CN"/>
+        </w:rPr>
+      </w:pPr>
+      <w:r>
+        <w:rPr>
+          <w:rFonts w:hint="default" w:ascii="Times New Roman" w:hAnsi="Times New Roman"/>
+          <w:color w:val="auto"/>
+          <w:lang w:eastAsia="zh-CN"/>
+        </w:rPr>
+        <w:fldChar w:fldCharType="begin"/>
+      </w:r>
+      <w:r>
+        <w:rPr>
+          <w:rFonts w:hint="default" w:ascii="Times New Roman" w:hAnsi="Times New Roman"/>
+          <w:color w:val="auto"/>
+          <w:lang w:eastAsia="zh-CN"/>
+        </w:rPr>
+        <w:instrText xml:space="preserve"> HYPERLINK \l _Toc7436 </w:instrText>
+      </w:r>
+      <w:r>
+        <w:rPr>
+          <w:rFonts w:hint="default" w:ascii="Times New Roman" w:hAnsi="Times New Roman"/>
+          <w:color w:val="auto"/>
+          <w:lang w:eastAsia="zh-CN"/>
+        </w:rPr>
+        <w:fldChar w:fldCharType="separate"/>
+      </w:r>
+      <w:r>
+        <w:rPr>
+          <w:rFonts w:hint="eastAsia" w:ascii="Times New Roman" w:hAnsi="Times New Roman"/>
+          <w:color w:val="auto"/>
+          <w:lang w:eastAsia="zh-CN"/>
+        </w:rPr>
+        <w:t>体细胞变异结果解析</w:t>
+      </w:r>
+      <w:r>
+        <w:rPr>
+          <w:rFonts w:hint="default" w:ascii="Times New Roman" w:hAnsi="Times New Roman"/>
+          <w:color w:val="auto"/>
+          <w:lang w:eastAsia="zh-CN"/>
+        </w:rPr>
+        <w:tab/>
+      </w:r>
+      <w:r>
+        <w:rPr>
+          <w:rFonts w:hint="default" w:ascii="Times New Roman" w:hAnsi="Times New Roman"/>
+          <w:color w:val="auto"/>
+          <w:lang w:eastAsia="zh-CN"/>
+        </w:rPr>
+        <w:fldChar w:fldCharType="begin"/>
+      </w:r>
+      <w:r>
+        <w:rPr>
+          <w:rFonts w:hint="default" w:ascii="Times New Roman" w:hAnsi="Times New Roman"/>
+          <w:color w:val="auto"/>
+          <w:lang w:eastAsia="zh-CN"/>
+        </w:rPr>
+        <w:instrText xml:space="preserve"> PAGEREF _Toc7436 \h </w:instrText>
+      </w:r>
+      <w:r>
+        <w:rPr>
+          <w:rFonts w:hint="default" w:ascii="Times New Roman" w:hAnsi="Times New Roman"/>
+          <w:color w:val="auto"/>
+          <w:lang w:eastAsia="zh-CN"/>
+        </w:rPr>
+        <w:fldChar w:fldCharType="separate"/>
+      </w:r>
+      <w:r>
+        <w:rPr>
+          <w:rFonts w:hint="default" w:ascii="Times New Roman" w:hAnsi="Times New Roman"/>
+          <w:color w:val="auto"/>
+          <w:lang w:eastAsia="zh-CN"/>
+        </w:rPr>
+        <w:t>14</w:t>
+      </w:r>
+      <w:r>
+        <w:rPr>
+          <w:rFonts w:hint="default" w:ascii="Times New Roman" w:hAnsi="Times New Roman"/>
+          <w:color w:val="auto"/>
+          <w:lang w:eastAsia="zh-CN"/>
+        </w:rPr>
+        <w:fldChar w:fldCharType="end"/>
+      </w:r>
+      <w:r>
+        <w:rPr>
+          <w:rFonts w:hint="default" w:ascii="Times New Roman" w:hAnsi="Times New Roman"/>
+          <w:color w:val="auto"/>
+          <w:lang w:eastAsia="zh-CN"/>
+        </w:rPr>
+        <w:fldChar w:fldCharType="end"/>
+      </w:r>
+      <w:r>
+        <w:rPr>
           <w:rFonts w:hint="default" w:ascii="Times New Roman" w:hAnsi="Times New Roman" w:eastAsia="微软雅黑" w:cs="Times New Roman"/>
-          <w:color w:val="000000" w:themeColor="text1"/>
-          <w14:textFill>
-            <w14:solidFill>
-              <w14:schemeClr w14:val="tx1"/>
-            </w14:solidFill>
-          </w14:textFill>
-        </w:rPr>
-      </w:pPr>
-      <w:r>
-        <w:rPr>
-          <w:rFonts w:hint="default" w:ascii="Times New Roman" w:hAnsi="Times New Roman" w:eastAsia="微软雅黑" w:cs="Times New Roman"/>
-          <w:color w:val="000000" w:themeColor="text1"/>
-          <w:szCs w:val="21"/>
-          <w:lang w:eastAsia="zh-CN"/>
-          <w14:textFill>
-            <w14:solidFill>
-              <w14:schemeClr w14:val="tx1"/>
-            </w14:solidFill>
-          </w14:textFill>
-        </w:rPr>
-        <w:fldChar w:fldCharType="begin"/>
-      </w:r>
-      <w:r>
-        <w:rPr>
-          <w:rFonts w:hint="default" w:ascii="Times New Roman" w:hAnsi="Times New Roman" w:eastAsia="微软雅黑" w:cs="Times New Roman"/>
-          <w:color w:val="000000" w:themeColor="text1"/>
-          <w:szCs w:val="21"/>
-          <w:lang w:eastAsia="zh-CN"/>
-          <w14:textFill>
-            <w14:solidFill>
-              <w14:schemeClr w14:val="tx1"/>
-            </w14:solidFill>
-          </w14:textFill>
-        </w:rPr>
-        <w:instrText xml:space="preserve"> HYPERLINK \l _Toc30950 </w:instrText>
-      </w:r>
-      <w:r>
-        <w:rPr>
-          <w:rFonts w:hint="default" w:ascii="Times New Roman" w:hAnsi="Times New Roman" w:eastAsia="微软雅黑" w:cs="Times New Roman"/>
-          <w:color w:val="000000" w:themeColor="text1"/>
-          <w:szCs w:val="21"/>
-          <w:lang w:eastAsia="zh-CN"/>
-          <w14:textFill>
-            <w14:solidFill>
-              <w14:schemeClr w14:val="tx1"/>
-            </w14:solidFill>
-          </w14:textFill>
-        </w:rPr>
-        <w:fldChar w:fldCharType="separate"/>
-      </w:r>
-      <w:r>
-        <w:rPr>
-          <w:rFonts w:hint="default" w:ascii="Times New Roman" w:hAnsi="Times New Roman" w:eastAsia="微软雅黑" w:cs="Times New Roman"/>
-          <w:color w:val="000000" w:themeColor="text1"/>
-          <w14:textFill>
-            <w14:solidFill>
-              <w14:schemeClr w14:val="tx1"/>
-            </w14:solidFill>
-          </w14:textFill>
-        </w:rPr>
-        <w:t>子宫内膜癌分子分型与预后的相关性</w:t>
-      </w:r>
-      <w:r>
-        <w:rPr>
-          <w:rFonts w:hint="default" w:ascii="Times New Roman" w:hAnsi="Times New Roman" w:eastAsia="微软雅黑" w:cs="Times New Roman"/>
-          <w:color w:val="000000" w:themeColor="text1"/>
-          <w14:textFill>
-            <w14:solidFill>
-              <w14:schemeClr w14:val="tx1"/>
-            </w14:solidFill>
-          </w14:textFill>
-        </w:rPr>
-        <w:tab/>
-      </w:r>
-      <w:r>
-        <w:rPr>
-          <w:rFonts w:hint="default" w:ascii="Times New Roman" w:hAnsi="Times New Roman" w:eastAsia="微软雅黑" w:cs="Times New Roman"/>
-          <w:color w:val="000000" w:themeColor="text1"/>
-          <w14:textFill>
-            <w14:solidFill>
-              <w14:schemeClr w14:val="tx1"/>
-            </w14:solidFill>
-          </w14:textFill>
-        </w:rPr>
-        <w:fldChar w:fldCharType="begin"/>
-      </w:r>
-      <w:r>
-        <w:rPr>
-          <w:rFonts w:hint="default" w:ascii="Times New Roman" w:hAnsi="Times New Roman" w:eastAsia="微软雅黑" w:cs="Times New Roman"/>
-          <w:color w:val="000000" w:themeColor="text1"/>
-          <w14:textFill>
-            <w14:solidFill>
-              <w14:schemeClr w14:val="tx1"/>
-            </w14:solidFill>
-          </w14:textFill>
-        </w:rPr>
-        <w:instrText xml:space="preserve"> PAGEREF _Toc30950 \h </w:instrText>
-      </w:r>
-      <w:r>
-        <w:rPr>
-          <w:rFonts w:hint="default" w:ascii="Times New Roman" w:hAnsi="Times New Roman" w:eastAsia="微软雅黑" w:cs="Times New Roman"/>
-          <w:color w:val="000000" w:themeColor="text1"/>
-          <w14:textFill>
-            <w14:solidFill>
-              <w14:schemeClr w14:val="tx1"/>
-            </w14:solidFill>
-          </w14:textFill>
-        </w:rPr>
-        <w:fldChar w:fldCharType="separate"/>
-      </w:r>
-      <w:r>
-        <w:rPr>
-          <w:rFonts w:hint="default" w:ascii="Times New Roman" w:hAnsi="Times New Roman" w:eastAsia="微软雅黑" w:cs="Times New Roman"/>
-          <w:color w:val="000000" w:themeColor="text1"/>
-          <w14:textFill>
-            <w14:solidFill>
-              <w14:schemeClr w14:val="tx1"/>
-            </w14:solidFill>
-          </w14:textFill>
-        </w:rPr>
-        <w:t>20</w:t>
-      </w:r>
-      <w:r>
-        <w:rPr>
-          <w:rFonts w:hint="default" w:ascii="Times New Roman" w:hAnsi="Times New Roman" w:eastAsia="微软雅黑" w:cs="Times New Roman"/>
-          <w:color w:val="000000" w:themeColor="text1"/>
-          <w14:textFill>
-            <w14:solidFill>
-              <w14:schemeClr w14:val="tx1"/>
-            </w14:solidFill>
-          </w14:textFill>
-        </w:rPr>
-        <w:fldChar w:fldCharType="end"/>
-      </w:r>
-      <w:r>
-        <w:rPr>
-          <w:rFonts w:hint="default" w:ascii="Times New Roman" w:hAnsi="Times New Roman" w:eastAsia="微软雅黑" w:cs="Times New Roman"/>
-          <w:color w:val="000000" w:themeColor="text1"/>
-          <w:szCs w:val="21"/>
-          <w:lang w:eastAsia="zh-CN"/>
-          <w14:textFill>
-            <w14:solidFill>
-              <w14:schemeClr w14:val="tx1"/>
-            </w14:solidFill>
-          </w14:textFill>
-        </w:rPr>
-        <w:fldChar w:fldCharType="end"/>
+          <w:color w:val="auto"/>
+          <w:sz w:val="24"/>
+          <w:szCs w:val="24"/>
+          <w:lang w:eastAsia="zh-CN"/>
+        </w:rPr>
+        <w:t>{% endif %}{%if geneticCancerRiskInfo %}</w:t>
       </w:r>
     </w:p>
     <w:p>
       <w:pPr>
         <w:pStyle w:val="14"/>
         <w:tabs>
-          <w:tab w:val="right" w:leader="dot" w:pos="9865"/>
+          <w:tab w:val="right" w:leader="dot" w:pos="9870"/>
         </w:tabs>
         <w:rPr>
+          <w:rFonts w:hint="default" w:ascii="Times New Roman" w:hAnsi="Times New Roman"/>
+          <w:color w:val="auto"/>
+          <w:lang w:eastAsia="zh-CN"/>
+        </w:rPr>
+      </w:pPr>
+      <w:r>
+        <w:rPr>
+          <w:rFonts w:hint="default" w:ascii="Times New Roman" w:hAnsi="Times New Roman"/>
+          <w:color w:val="auto"/>
+          <w:lang w:eastAsia="zh-CN"/>
+        </w:rPr>
+        <w:fldChar w:fldCharType="begin"/>
+      </w:r>
+      <w:r>
+        <w:rPr>
+          <w:rFonts w:hint="default" w:ascii="Times New Roman" w:hAnsi="Times New Roman"/>
+          <w:color w:val="auto"/>
+          <w:lang w:eastAsia="zh-CN"/>
+        </w:rPr>
+        <w:instrText xml:space="preserve"> HYPERLINK \l _Toc21078 </w:instrText>
+      </w:r>
+      <w:r>
+        <w:rPr>
+          <w:rFonts w:hint="default" w:ascii="Times New Roman" w:hAnsi="Times New Roman"/>
+          <w:color w:val="auto"/>
+          <w:lang w:eastAsia="zh-CN"/>
+        </w:rPr>
+        <w:fldChar w:fldCharType="separate"/>
+      </w:r>
+      <w:r>
+        <w:rPr>
+          <w:rFonts w:hint="eastAsia" w:ascii="Times New Roman" w:hAnsi="Times New Roman"/>
+          <w:color w:val="auto"/>
+          <w:lang w:eastAsia="zh-CN"/>
+        </w:rPr>
+        <w:t>胚系变异结果解析</w:t>
+      </w:r>
+      <w:r>
+        <w:rPr>
+          <w:rFonts w:hint="default" w:ascii="Times New Roman" w:hAnsi="Times New Roman"/>
+          <w:color w:val="auto"/>
+          <w:lang w:eastAsia="zh-CN"/>
+        </w:rPr>
+        <w:tab/>
+      </w:r>
+      <w:r>
+        <w:rPr>
+          <w:rFonts w:hint="default" w:ascii="Times New Roman" w:hAnsi="Times New Roman"/>
+          <w:color w:val="auto"/>
+          <w:lang w:eastAsia="zh-CN"/>
+        </w:rPr>
+        <w:fldChar w:fldCharType="begin"/>
+      </w:r>
+      <w:r>
+        <w:rPr>
+          <w:rFonts w:hint="default" w:ascii="Times New Roman" w:hAnsi="Times New Roman"/>
+          <w:color w:val="auto"/>
+          <w:lang w:eastAsia="zh-CN"/>
+        </w:rPr>
+        <w:instrText xml:space="preserve"> PAGEREF _Toc21078 \h </w:instrText>
+      </w:r>
+      <w:r>
+        <w:rPr>
+          <w:rFonts w:hint="default" w:ascii="Times New Roman" w:hAnsi="Times New Roman"/>
+          <w:color w:val="auto"/>
+          <w:lang w:eastAsia="zh-CN"/>
+        </w:rPr>
+        <w:fldChar w:fldCharType="separate"/>
+      </w:r>
+      <w:r>
+        <w:rPr>
+          <w:rFonts w:hint="default" w:ascii="Times New Roman" w:hAnsi="Times New Roman"/>
+          <w:color w:val="auto"/>
+          <w:lang w:eastAsia="zh-CN"/>
+        </w:rPr>
+        <w:t>17</w:t>
+      </w:r>
+      <w:r>
+        <w:rPr>
+          <w:rFonts w:hint="default" w:ascii="Times New Roman" w:hAnsi="Times New Roman"/>
+          <w:color w:val="auto"/>
+          <w:lang w:eastAsia="zh-CN"/>
+        </w:rPr>
+        <w:fldChar w:fldCharType="end"/>
+      </w:r>
+      <w:r>
+        <w:rPr>
+          <w:rFonts w:hint="default" w:ascii="Times New Roman" w:hAnsi="Times New Roman"/>
+          <w:color w:val="auto"/>
+          <w:lang w:eastAsia="zh-CN"/>
+        </w:rPr>
+        <w:fldChar w:fldCharType="end"/>
+      </w:r>
+      <w:r>
+        <w:rPr>
           <w:rFonts w:hint="default" w:ascii="Times New Roman" w:hAnsi="Times New Roman" w:eastAsia="微软雅黑" w:cs="Times New Roman"/>
-          <w:color w:val="000000" w:themeColor="text1"/>
-          <w14:textFill>
-            <w14:solidFill>
-              <w14:schemeClr w14:val="tx1"/>
-            </w14:solidFill>
-          </w14:textFill>
+          <w:color w:val="auto"/>
+          <w:sz w:val="24"/>
+          <w:szCs w:val="24"/>
+          <w:lang w:eastAsia="zh-CN"/>
+        </w:rPr>
+        <w:t>{% endif %}</w:t>
+      </w:r>
+    </w:p>
+    <w:p>
+      <w:pPr>
+        <w:pStyle w:val="13"/>
+        <w:tabs>
+          <w:tab w:val="right" w:leader="dot" w:pos="9870"/>
+        </w:tabs>
+        <w:rPr>
+          <w:rFonts w:hint="default"/>
+          <w:lang w:eastAsia="zh-CN"/>
         </w:rPr>
       </w:pPr>
       <w:r>
         <w:rPr>
-          <w:rFonts w:hint="default" w:ascii="Times New Roman" w:hAnsi="Times New Roman" w:eastAsia="微软雅黑" w:cs="Times New Roman"/>
-          <w:color w:val="000000" w:themeColor="text1"/>
-          <w:szCs w:val="21"/>
-          <w:lang w:eastAsia="zh-CN"/>
-          <w14:textFill>
-            <w14:solidFill>
-              <w14:schemeClr w14:val="tx1"/>
-            </w14:solidFill>
-          </w14:textFill>
+          <w:rFonts w:hint="default"/>
+          <w:lang w:eastAsia="zh-CN"/>
         </w:rPr>
         <w:fldChar w:fldCharType="begin"/>
       </w:r>
       <w:r>
         <w:rPr>
-          <w:rFonts w:hint="default" w:ascii="Times New Roman" w:hAnsi="Times New Roman" w:eastAsia="微软雅黑" w:cs="Times New Roman"/>
-          <w:color w:val="000000" w:themeColor="text1"/>
-          <w:szCs w:val="21"/>
-          <w:lang w:eastAsia="zh-CN"/>
-          <w14:textFill>
-            <w14:solidFill>
-              <w14:schemeClr w14:val="tx1"/>
-            </w14:solidFill>
-          </w14:textFill>
-        </w:rPr>
-        <w:instrText xml:space="preserve"> HYPERLINK \l _Toc23225 </w:instrText>
-      </w:r>
-      <w:r>
-        <w:rPr>
-          <w:rFonts w:hint="default" w:ascii="Times New Roman" w:hAnsi="Times New Roman" w:eastAsia="微软雅黑" w:cs="Times New Roman"/>
-          <w:color w:val="000000" w:themeColor="text1"/>
-          <w:szCs w:val="21"/>
-          <w:lang w:eastAsia="zh-CN"/>
-          <w14:textFill>
-            <w14:solidFill>
-              <w14:schemeClr w14:val="tx1"/>
-            </w14:solidFill>
-          </w14:textFill>
+          <w:rFonts w:hint="default"/>
+          <w:lang w:eastAsia="zh-CN"/>
+        </w:rPr>
+        <w:instrText xml:space="preserve"> HYPERLINK \l _Toc23640 </w:instrText>
+      </w:r>
+      <w:r>
+        <w:rPr>
+          <w:rFonts w:hint="default"/>
+          <w:lang w:eastAsia="zh-CN"/>
         </w:rPr>
         <w:fldChar w:fldCharType="separate"/>
       </w:r>
       <w:r>
         <w:rPr>
-          <w:rFonts w:hint="default" w:ascii="Times New Roman" w:hAnsi="Times New Roman" w:eastAsia="微软雅黑" w:cs="Times New Roman"/>
-          <w:color w:val="000000" w:themeColor="text1"/>
-          <w:lang w:eastAsia="zh-CN"/>
-          <w14:textFill>
-            <w14:solidFill>
-              <w14:schemeClr w14:val="tx1"/>
-            </w14:solidFill>
-          </w14:textFill>
-        </w:rPr>
-        <w:t>检测基因列表</w:t>
-      </w:r>
-      <w:r>
-        <w:rPr>
-          <w:rFonts w:hint="default" w:ascii="Times New Roman" w:hAnsi="Times New Roman" w:eastAsia="微软雅黑" w:cs="Times New Roman"/>
-          <w:color w:val="000000" w:themeColor="text1"/>
-          <w14:textFill>
-            <w14:solidFill>
-              <w14:schemeClr w14:val="tx1"/>
-            </w14:solidFill>
-          </w14:textFill>
+          <w:rFonts w:hint="default"/>
+          <w:lang w:eastAsia="zh-CN"/>
+        </w:rPr>
+        <w:t>附录</w:t>
+      </w:r>
+      <w:r>
+        <w:rPr>
+          <w:rFonts w:hint="default"/>
+          <w:lang w:eastAsia="zh-CN"/>
         </w:rPr>
         <w:tab/>
       </w:r>
       <w:r>
         <w:rPr>
-          <w:rFonts w:hint="default" w:ascii="Times New Roman" w:hAnsi="Times New Roman" w:eastAsia="微软雅黑" w:cs="Times New Roman"/>
-          <w:color w:val="000000" w:themeColor="text1"/>
-          <w14:textFill>
-            <w14:solidFill>
-              <w14:schemeClr w14:val="tx1"/>
-            </w14:solidFill>
-          </w14:textFill>
+          <w:rFonts w:hint="default"/>
+          <w:lang w:eastAsia="zh-CN"/>
         </w:rPr>
         <w:fldChar w:fldCharType="begin"/>
       </w:r>
       <w:r>
         <w:rPr>
-          <w:rFonts w:hint="default" w:ascii="Times New Roman" w:hAnsi="Times New Roman" w:eastAsia="微软雅黑" w:cs="Times New Roman"/>
-          <w:color w:val="000000" w:themeColor="text1"/>
-          <w14:textFill>
-            <w14:solidFill>
-              <w14:schemeClr w14:val="tx1"/>
-            </w14:solidFill>
-          </w14:textFill>
-        </w:rPr>
-        <w:instrText xml:space="preserve"> PAGEREF _Toc23225 \h </w:instrText>
-      </w:r>
-      <w:r>
-        <w:rPr>
-          <w:rFonts w:hint="default" w:ascii="Times New Roman" w:hAnsi="Times New Roman" w:eastAsia="微软雅黑" w:cs="Times New Roman"/>
-          <w:color w:val="000000" w:themeColor="text1"/>
-          <w14:textFill>
-            <w14:solidFill>
-              <w14:schemeClr w14:val="tx1"/>
-            </w14:solidFill>
-          </w14:textFill>
+          <w:rFonts w:hint="default"/>
+          <w:lang w:eastAsia="zh-CN"/>
+        </w:rPr>
+        <w:instrText xml:space="preserve"> PAGEREF _Toc23640 \h </w:instrText>
+      </w:r>
+      <w:r>
+        <w:rPr>
+          <w:rFonts w:hint="default"/>
+          <w:lang w:eastAsia="zh-CN"/>
         </w:rPr>
         <w:fldChar w:fldCharType="separate"/>
       </w:r>
       <w:r>
         <w:rPr>
-          <w:rFonts w:hint="default" w:ascii="Times New Roman" w:hAnsi="Times New Roman" w:eastAsia="微软雅黑" w:cs="Times New Roman"/>
-          <w:color w:val="000000" w:themeColor="text1"/>
-          <w14:textFill>
-            <w14:solidFill>
-              <w14:schemeClr w14:val="tx1"/>
-            </w14:solidFill>
-          </w14:textFill>
-        </w:rPr>
-        <w:t>22</w:t>
-      </w:r>
-      <w:r>
-        <w:rPr>
-          <w:rFonts w:hint="default" w:ascii="Times New Roman" w:hAnsi="Times New Roman" w:eastAsia="微软雅黑" w:cs="Times New Roman"/>
-          <w:color w:val="000000" w:themeColor="text1"/>
-          <w14:textFill>
-            <w14:solidFill>
-              <w14:schemeClr w14:val="tx1"/>
-            </w14:solidFill>
-          </w14:textFill>
+          <w:rFonts w:hint="default"/>
+          <w:lang w:eastAsia="zh-CN"/>
+        </w:rPr>
+        <w:t>19</w:t>
+      </w:r>
+      <w:r>
+        <w:rPr>
+          <w:rFonts w:hint="default"/>
+          <w:lang w:eastAsia="zh-CN"/>
         </w:rPr>
         <w:fldChar w:fldCharType="end"/>
       </w:r>
       <w:r>
         <w:rPr>
-          <w:rFonts w:hint="default" w:ascii="Times New Roman" w:hAnsi="Times New Roman" w:eastAsia="微软雅黑" w:cs="Times New Roman"/>
-          <w:color w:val="000000" w:themeColor="text1"/>
-          <w:szCs w:val="21"/>
-          <w:lang w:eastAsia="zh-CN"/>
-          <w14:textFill>
-            <w14:solidFill>
-              <w14:schemeClr w14:val="tx1"/>
-            </w14:solidFill>
-          </w14:textFill>
+          <w:rFonts w:hint="default"/>
+          <w:lang w:eastAsia="zh-CN"/>
         </w:rPr>
         <w:fldChar w:fldCharType="end"/>
       </w:r>
@@ -2701,157 +2187,99 @@
       <w:pPr>
         <w:pStyle w:val="14"/>
         <w:tabs>
-          <w:tab w:val="right" w:leader="dot" w:pos="9865"/>
+          <w:tab w:val="right" w:leader="dot" w:pos="9870"/>
         </w:tabs>
         <w:rPr>
-          <w:rFonts w:hint="default" w:ascii="Times New Roman" w:hAnsi="Times New Roman" w:eastAsia="微软雅黑" w:cs="Times New Roman"/>
-          <w:color w:val="000000" w:themeColor="text1"/>
-          <w14:textFill>
-            <w14:solidFill>
-              <w14:schemeClr w14:val="tx1"/>
-            </w14:solidFill>
-          </w14:textFill>
+          <w:rFonts w:hint="eastAsia" w:ascii="Times New Roman" w:hAnsi="Times New Roman"/>
+          <w:color w:val="auto"/>
+          <w:lang w:eastAsia="zh-CN"/>
         </w:rPr>
       </w:pPr>
       <w:r>
         <w:rPr>
-          <w:rFonts w:hint="default" w:ascii="Times New Roman" w:hAnsi="Times New Roman" w:eastAsia="微软雅黑" w:cs="Times New Roman"/>
-          <w:color w:val="000000" w:themeColor="text1"/>
-          <w:szCs w:val="21"/>
-          <w:lang w:eastAsia="zh-CN"/>
-          <w14:textFill>
-            <w14:solidFill>
-              <w14:schemeClr w14:val="tx1"/>
-            </w14:solidFill>
-          </w14:textFill>
+          <w:rFonts w:hint="default" w:ascii="Times New Roman" w:hAnsi="Times New Roman"/>
+          <w:color w:val="auto"/>
+          <w:lang w:eastAsia="zh-CN"/>
         </w:rPr>
         <w:fldChar w:fldCharType="begin"/>
       </w:r>
       <w:r>
         <w:rPr>
-          <w:rFonts w:hint="default" w:ascii="Times New Roman" w:hAnsi="Times New Roman" w:eastAsia="微软雅黑" w:cs="Times New Roman"/>
-          <w:color w:val="000000" w:themeColor="text1"/>
-          <w:szCs w:val="21"/>
-          <w:lang w:eastAsia="zh-CN"/>
-          <w14:textFill>
-            <w14:solidFill>
-              <w14:schemeClr w14:val="tx1"/>
-            </w14:solidFill>
-          </w14:textFill>
-        </w:rPr>
-        <w:instrText xml:space="preserve"> HYPERLINK \l _Toc32217 </w:instrText>
-      </w:r>
-      <w:r>
-        <w:rPr>
-          <w:rFonts w:hint="default" w:ascii="Times New Roman" w:hAnsi="Times New Roman" w:eastAsia="微软雅黑" w:cs="Times New Roman"/>
-          <w:color w:val="000000" w:themeColor="text1"/>
-          <w:szCs w:val="21"/>
-          <w:lang w:eastAsia="zh-CN"/>
-          <w14:textFill>
-            <w14:solidFill>
-              <w14:schemeClr w14:val="tx1"/>
-            </w14:solidFill>
-          </w14:textFill>
+          <w:rFonts w:hint="default" w:ascii="Times New Roman" w:hAnsi="Times New Roman"/>
+          <w:color w:val="auto"/>
+          <w:lang w:eastAsia="zh-CN"/>
+        </w:rPr>
+        <w:instrText xml:space="preserve"> HYPERLINK \l _Toc26594 </w:instrText>
+      </w:r>
+      <w:r>
+        <w:rPr>
+          <w:rFonts w:hint="default" w:ascii="Times New Roman" w:hAnsi="Times New Roman"/>
+          <w:color w:val="auto"/>
+          <w:lang w:eastAsia="zh-CN"/>
         </w:rPr>
         <w:fldChar w:fldCharType="separate"/>
       </w:r>
       <w:r>
         <w:rPr>
-          <w:rFonts w:hint="default" w:ascii="Times New Roman" w:hAnsi="Times New Roman" w:eastAsia="微软雅黑" w:cs="Times New Roman"/>
-          <w:color w:val="000000" w:themeColor="text1"/>
-          <w:highlight w:val="none"/>
-          <w:lang w:eastAsia="zh-CN"/>
-          <w14:textFill>
-            <w14:solidFill>
-              <w14:schemeClr w14:val="tx1"/>
-            </w14:solidFill>
-          </w14:textFill>
-        </w:rPr>
-        <w:t>检测方法与局限性</w:t>
-      </w:r>
-      <w:r>
-        <w:rPr>
-          <w:rFonts w:hint="default" w:ascii="Times New Roman" w:hAnsi="Times New Roman" w:eastAsia="微软雅黑" w:cs="Times New Roman"/>
-          <w:color w:val="000000" w:themeColor="text1"/>
-          <w14:textFill>
-            <w14:solidFill>
-              <w14:schemeClr w14:val="tx1"/>
-            </w14:solidFill>
-          </w14:textFill>
+          <w:rFonts w:hint="eastAsia" w:ascii="Times New Roman" w:hAnsi="Times New Roman"/>
+          <w:color w:val="auto"/>
+          <w:lang w:eastAsia="zh-CN"/>
+        </w:rPr>
+        <w:t>样本质控情况</w:t>
+      </w:r>
+      <w:r>
+        <w:rPr>
+          <w:rFonts w:hint="eastAsia" w:ascii="Times New Roman" w:hAnsi="Times New Roman"/>
+          <w:color w:val="auto"/>
+          <w:lang w:eastAsia="zh-CN"/>
         </w:rPr>
         <w:tab/>
       </w:r>
       <w:r>
         <w:rPr>
-          <w:rFonts w:hint="default" w:ascii="Times New Roman" w:hAnsi="Times New Roman" w:eastAsia="微软雅黑" w:cs="Times New Roman"/>
-          <w:color w:val="000000" w:themeColor="text1"/>
-          <w14:textFill>
-            <w14:solidFill>
-              <w14:schemeClr w14:val="tx1"/>
-            </w14:solidFill>
-          </w14:textFill>
+          <w:rFonts w:hint="eastAsia" w:ascii="Times New Roman" w:hAnsi="Times New Roman"/>
+          <w:color w:val="auto"/>
+          <w:lang w:eastAsia="zh-CN"/>
         </w:rPr>
         <w:fldChar w:fldCharType="begin"/>
       </w:r>
       <w:r>
         <w:rPr>
-          <w:rFonts w:hint="default" w:ascii="Times New Roman" w:hAnsi="Times New Roman" w:eastAsia="微软雅黑" w:cs="Times New Roman"/>
-          <w:color w:val="000000" w:themeColor="text1"/>
-          <w14:textFill>
-            <w14:solidFill>
-              <w14:schemeClr w14:val="tx1"/>
-            </w14:solidFill>
-          </w14:textFill>
-        </w:rPr>
-        <w:instrText xml:space="preserve"> PAGEREF _Toc32217 \h </w:instrText>
-      </w:r>
-      <w:r>
-        <w:rPr>
-          <w:rFonts w:hint="default" w:ascii="Times New Roman" w:hAnsi="Times New Roman" w:eastAsia="微软雅黑" w:cs="Times New Roman"/>
-          <w:color w:val="000000" w:themeColor="text1"/>
-          <w14:textFill>
-            <w14:solidFill>
-              <w14:schemeClr w14:val="tx1"/>
-            </w14:solidFill>
-          </w14:textFill>
+          <w:rFonts w:hint="eastAsia" w:ascii="Times New Roman" w:hAnsi="Times New Roman"/>
+          <w:color w:val="auto"/>
+          <w:lang w:eastAsia="zh-CN"/>
+        </w:rPr>
+        <w:instrText xml:space="preserve"> PAGEREF _Toc26594 \h </w:instrText>
+      </w:r>
+      <w:r>
+        <w:rPr>
+          <w:rFonts w:hint="eastAsia" w:ascii="Times New Roman" w:hAnsi="Times New Roman"/>
+          <w:color w:val="auto"/>
+          <w:lang w:eastAsia="zh-CN"/>
         </w:rPr>
         <w:fldChar w:fldCharType="separate"/>
       </w:r>
       <w:r>
         <w:rPr>
-          <w:rFonts w:hint="default" w:ascii="Times New Roman" w:hAnsi="Times New Roman" w:eastAsia="微软雅黑" w:cs="Times New Roman"/>
-          <w:color w:val="000000" w:themeColor="text1"/>
-          <w14:textFill>
-            <w14:solidFill>
-              <w14:schemeClr w14:val="tx1"/>
-            </w14:solidFill>
-          </w14:textFill>
-        </w:rPr>
-        <w:t>23</w:t>
-      </w:r>
-      <w:r>
-        <w:rPr>
-          <w:rFonts w:hint="default" w:ascii="Times New Roman" w:hAnsi="Times New Roman" w:eastAsia="微软雅黑" w:cs="Times New Roman"/>
-          <w:color w:val="000000" w:themeColor="text1"/>
-          <w14:textFill>
-            <w14:solidFill>
-              <w14:schemeClr w14:val="tx1"/>
-            </w14:solidFill>
-          </w14:textFill>
+          <w:rFonts w:hint="eastAsia" w:ascii="Times New Roman" w:hAnsi="Times New Roman"/>
+          <w:color w:val="auto"/>
+          <w:lang w:eastAsia="zh-CN"/>
+        </w:rPr>
+        <w:t>19</w:t>
+      </w:r>
+      <w:r>
+        <w:rPr>
+          <w:rFonts w:hint="eastAsia" w:ascii="Times New Roman" w:hAnsi="Times New Roman"/>
+          <w:color w:val="auto"/>
+          <w:lang w:eastAsia="zh-CN"/>
         </w:rPr>
         <w:fldChar w:fldCharType="end"/>
       </w:r>
       <w:r>
         <w:rPr>
-          <w:rFonts w:hint="default" w:ascii="Times New Roman" w:hAnsi="Times New Roman" w:eastAsia="微软雅黑" w:cs="Times New Roman"/>
-          <w:color w:val="000000" w:themeColor="text1"/>
-          <w:szCs w:val="21"/>
-          <w:lang w:eastAsia="zh-CN"/>
-          <w14:textFill>
-            <w14:solidFill>
-              <w14:schemeClr w14:val="tx1"/>
-            </w14:solidFill>
-          </w14:textFill>
+          <w:rFonts w:hint="default" w:ascii="Times New Roman" w:hAnsi="Times New Roman"/>
+          <w:color w:val="auto"/>
+          <w:lang w:eastAsia="zh-CN"/>
         </w:rPr>
         <w:fldChar w:fldCharType="end"/>
       </w:r>
@@ -2860,155 +2288,402 @@
       <w:pPr>
         <w:pStyle w:val="14"/>
         <w:tabs>
-          <w:tab w:val="right" w:leader="dot" w:pos="9865"/>
+          <w:tab w:val="right" w:leader="dot" w:pos="9870"/>
         </w:tabs>
         <w:rPr>
-          <w:rFonts w:hint="default" w:ascii="Times New Roman" w:hAnsi="Times New Roman" w:eastAsia="微软雅黑" w:cs="Times New Roman"/>
-          <w:color w:val="000000" w:themeColor="text1"/>
-          <w14:textFill>
-            <w14:solidFill>
-              <w14:schemeClr w14:val="tx1"/>
-            </w14:solidFill>
-          </w14:textFill>
+          <w:rFonts w:hint="eastAsia" w:ascii="Times New Roman" w:hAnsi="Times New Roman"/>
+          <w:color w:val="auto"/>
+          <w:lang w:eastAsia="zh-CN"/>
         </w:rPr>
       </w:pPr>
       <w:r>
         <w:rPr>
-          <w:rFonts w:hint="default" w:ascii="Times New Roman" w:hAnsi="Times New Roman" w:eastAsia="微软雅黑" w:cs="Times New Roman"/>
-          <w:color w:val="000000" w:themeColor="text1"/>
-          <w:szCs w:val="21"/>
-          <w:lang w:eastAsia="zh-CN"/>
-          <w14:textFill>
-            <w14:solidFill>
-              <w14:schemeClr w14:val="tx1"/>
-            </w14:solidFill>
-          </w14:textFill>
+          <w:rFonts w:hint="default" w:ascii="Times New Roman" w:hAnsi="Times New Roman"/>
+          <w:color w:val="auto"/>
+          <w:lang w:eastAsia="zh-CN"/>
         </w:rPr>
         <w:fldChar w:fldCharType="begin"/>
       </w:r>
       <w:r>
         <w:rPr>
-          <w:rFonts w:hint="default" w:ascii="Times New Roman" w:hAnsi="Times New Roman" w:eastAsia="微软雅黑" w:cs="Times New Roman"/>
-          <w:color w:val="000000" w:themeColor="text1"/>
-          <w:szCs w:val="21"/>
-          <w:lang w:eastAsia="zh-CN"/>
-          <w14:textFill>
-            <w14:solidFill>
-              <w14:schemeClr w14:val="tx1"/>
-            </w14:solidFill>
-          </w14:textFill>
-        </w:rPr>
-        <w:instrText xml:space="preserve"> HYPERLINK \l _Toc26644 </w:instrText>
-      </w:r>
-      <w:r>
-        <w:rPr>
-          <w:rFonts w:hint="default" w:ascii="Times New Roman" w:hAnsi="Times New Roman" w:eastAsia="微软雅黑" w:cs="Times New Roman"/>
-          <w:color w:val="000000" w:themeColor="text1"/>
-          <w:szCs w:val="21"/>
-          <w:lang w:eastAsia="zh-CN"/>
-          <w14:textFill>
-            <w14:solidFill>
-              <w14:schemeClr w14:val="tx1"/>
-            </w14:solidFill>
-          </w14:textFill>
+          <w:rFonts w:hint="default" w:ascii="Times New Roman" w:hAnsi="Times New Roman"/>
+          <w:color w:val="auto"/>
+          <w:lang w:eastAsia="zh-CN"/>
+        </w:rPr>
+        <w:instrText xml:space="preserve"> HYPERLINK \l _Toc4869 </w:instrText>
+      </w:r>
+      <w:r>
+        <w:rPr>
+          <w:rFonts w:hint="default" w:ascii="Times New Roman" w:hAnsi="Times New Roman"/>
+          <w:color w:val="auto"/>
+          <w:lang w:eastAsia="zh-CN"/>
         </w:rPr>
         <w:fldChar w:fldCharType="separate"/>
       </w:r>
       <w:r>
         <w:rPr>
-          <w:rFonts w:hint="default" w:ascii="Times New Roman" w:hAnsi="Times New Roman" w:eastAsia="微软雅黑" w:cs="Times New Roman"/>
-          <w:color w:val="000000" w:themeColor="text1"/>
-          <w14:textFill>
-            <w14:solidFill>
-              <w14:schemeClr w14:val="tx1"/>
-            </w14:solidFill>
-          </w14:textFill>
+          <w:rFonts w:hint="eastAsia" w:ascii="Times New Roman" w:hAnsi="Times New Roman"/>
+          <w:color w:val="auto"/>
+          <w:lang w:eastAsia="zh-CN"/>
+        </w:rPr>
+        <w:t>子宫内膜癌分子分型与预后的相关性</w:t>
+      </w:r>
+      <w:r>
+        <w:rPr>
+          <w:rFonts w:hint="eastAsia" w:ascii="Times New Roman" w:hAnsi="Times New Roman"/>
+          <w:color w:val="auto"/>
+          <w:lang w:eastAsia="zh-CN"/>
+        </w:rPr>
+        <w:tab/>
+      </w:r>
+      <w:r>
+        <w:rPr>
+          <w:rFonts w:hint="eastAsia" w:ascii="Times New Roman" w:hAnsi="Times New Roman"/>
+          <w:color w:val="auto"/>
+          <w:lang w:eastAsia="zh-CN"/>
+        </w:rPr>
+        <w:fldChar w:fldCharType="begin"/>
+      </w:r>
+      <w:r>
+        <w:rPr>
+          <w:rFonts w:hint="eastAsia" w:ascii="Times New Roman" w:hAnsi="Times New Roman"/>
+          <w:color w:val="auto"/>
+          <w:lang w:eastAsia="zh-CN"/>
+        </w:rPr>
+        <w:instrText xml:space="preserve"> PAGEREF _Toc4869 \h </w:instrText>
+      </w:r>
+      <w:r>
+        <w:rPr>
+          <w:rFonts w:hint="eastAsia" w:ascii="Times New Roman" w:hAnsi="Times New Roman"/>
+          <w:color w:val="auto"/>
+          <w:lang w:eastAsia="zh-CN"/>
+        </w:rPr>
+        <w:fldChar w:fldCharType="separate"/>
+      </w:r>
+      <w:r>
+        <w:rPr>
+          <w:rFonts w:hint="eastAsia" w:ascii="Times New Roman" w:hAnsi="Times New Roman"/>
+          <w:color w:val="auto"/>
+          <w:lang w:eastAsia="zh-CN"/>
+        </w:rPr>
+        <w:t>20</w:t>
+      </w:r>
+      <w:r>
+        <w:rPr>
+          <w:rFonts w:hint="eastAsia" w:ascii="Times New Roman" w:hAnsi="Times New Roman"/>
+          <w:color w:val="auto"/>
+          <w:lang w:eastAsia="zh-CN"/>
+        </w:rPr>
+        <w:fldChar w:fldCharType="end"/>
+      </w:r>
+      <w:r>
+        <w:rPr>
+          <w:rFonts w:hint="default" w:ascii="Times New Roman" w:hAnsi="Times New Roman"/>
+          <w:color w:val="auto"/>
+          <w:lang w:eastAsia="zh-CN"/>
+        </w:rPr>
+        <w:fldChar w:fldCharType="end"/>
+      </w:r>
+    </w:p>
+    <w:p>
+      <w:pPr>
+        <w:pStyle w:val="14"/>
+        <w:tabs>
+          <w:tab w:val="right" w:leader="dot" w:pos="9870"/>
+        </w:tabs>
+        <w:rPr>
+          <w:rFonts w:hint="eastAsia" w:ascii="Times New Roman" w:hAnsi="Times New Roman"/>
+          <w:color w:val="auto"/>
+          <w:lang w:eastAsia="zh-CN"/>
+        </w:rPr>
+      </w:pPr>
+      <w:r>
+        <w:rPr>
+          <w:rFonts w:hint="default" w:ascii="Times New Roman" w:hAnsi="Times New Roman"/>
+          <w:color w:val="auto"/>
+          <w:lang w:eastAsia="zh-CN"/>
+        </w:rPr>
+        <w:fldChar w:fldCharType="begin"/>
+      </w:r>
+      <w:r>
+        <w:rPr>
+          <w:rFonts w:hint="default" w:ascii="Times New Roman" w:hAnsi="Times New Roman"/>
+          <w:color w:val="auto"/>
+          <w:lang w:eastAsia="zh-CN"/>
+        </w:rPr>
+        <w:instrText xml:space="preserve"> HYPERLINK \l _Toc2314 </w:instrText>
+      </w:r>
+      <w:r>
+        <w:rPr>
+          <w:rFonts w:hint="default" w:ascii="Times New Roman" w:hAnsi="Times New Roman"/>
+          <w:color w:val="auto"/>
+          <w:lang w:eastAsia="zh-CN"/>
+        </w:rPr>
+        <w:fldChar w:fldCharType="separate"/>
+      </w:r>
+      <w:r>
+        <w:rPr>
+          <w:rFonts w:hint="eastAsia" w:ascii="Times New Roman" w:hAnsi="Times New Roman"/>
+          <w:color w:val="auto"/>
+          <w:lang w:eastAsia="zh-CN"/>
+        </w:rPr>
+        <w:t>检测基因列表</w:t>
+      </w:r>
+      <w:r>
+        <w:rPr>
+          <w:rFonts w:hint="eastAsia" w:ascii="Times New Roman" w:hAnsi="Times New Roman"/>
+          <w:color w:val="auto"/>
+          <w:lang w:eastAsia="zh-CN"/>
+        </w:rPr>
+        <w:tab/>
+      </w:r>
+      <w:r>
+        <w:rPr>
+          <w:rFonts w:hint="eastAsia" w:ascii="Times New Roman" w:hAnsi="Times New Roman"/>
+          <w:color w:val="auto"/>
+          <w:lang w:eastAsia="zh-CN"/>
+        </w:rPr>
+        <w:fldChar w:fldCharType="begin"/>
+      </w:r>
+      <w:r>
+        <w:rPr>
+          <w:rFonts w:hint="eastAsia" w:ascii="Times New Roman" w:hAnsi="Times New Roman"/>
+          <w:color w:val="auto"/>
+          <w:lang w:eastAsia="zh-CN"/>
+        </w:rPr>
+        <w:instrText xml:space="preserve"> PAGEREF _Toc2314 \h </w:instrText>
+      </w:r>
+      <w:r>
+        <w:rPr>
+          <w:rFonts w:hint="eastAsia" w:ascii="Times New Roman" w:hAnsi="Times New Roman"/>
+          <w:color w:val="auto"/>
+          <w:lang w:eastAsia="zh-CN"/>
+        </w:rPr>
+        <w:fldChar w:fldCharType="separate"/>
+      </w:r>
+      <w:r>
+        <w:rPr>
+          <w:rFonts w:hint="eastAsia" w:ascii="Times New Roman" w:hAnsi="Times New Roman"/>
+          <w:color w:val="auto"/>
+          <w:lang w:eastAsia="zh-CN"/>
+        </w:rPr>
+        <w:t>22</w:t>
+      </w:r>
+      <w:r>
+        <w:rPr>
+          <w:rFonts w:hint="eastAsia" w:ascii="Times New Roman" w:hAnsi="Times New Roman"/>
+          <w:color w:val="auto"/>
+          <w:lang w:eastAsia="zh-CN"/>
+        </w:rPr>
+        <w:fldChar w:fldCharType="end"/>
+      </w:r>
+      <w:r>
+        <w:rPr>
+          <w:rFonts w:hint="default" w:ascii="Times New Roman" w:hAnsi="Times New Roman"/>
+          <w:color w:val="auto"/>
+          <w:lang w:eastAsia="zh-CN"/>
+        </w:rPr>
+        <w:fldChar w:fldCharType="end"/>
+      </w:r>
+    </w:p>
+    <w:p>
+      <w:pPr>
+        <w:pStyle w:val="14"/>
+        <w:tabs>
+          <w:tab w:val="right" w:leader="dot" w:pos="9870"/>
+        </w:tabs>
+        <w:rPr>
+          <w:rFonts w:hint="eastAsia" w:ascii="Times New Roman" w:hAnsi="Times New Roman"/>
+          <w:color w:val="auto"/>
+          <w:lang w:eastAsia="zh-CN"/>
+        </w:rPr>
+      </w:pPr>
+      <w:r>
+        <w:rPr>
+          <w:rFonts w:hint="default" w:ascii="Times New Roman" w:hAnsi="Times New Roman"/>
+          <w:color w:val="auto"/>
+          <w:lang w:eastAsia="zh-CN"/>
+        </w:rPr>
+        <w:fldChar w:fldCharType="begin"/>
+      </w:r>
+      <w:r>
+        <w:rPr>
+          <w:rFonts w:hint="default" w:ascii="Times New Roman" w:hAnsi="Times New Roman"/>
+          <w:color w:val="auto"/>
+          <w:lang w:eastAsia="zh-CN"/>
+        </w:rPr>
+        <w:instrText xml:space="preserve"> HYPERLINK \l _Toc24222 </w:instrText>
+      </w:r>
+      <w:r>
+        <w:rPr>
+          <w:rFonts w:hint="default" w:ascii="Times New Roman" w:hAnsi="Times New Roman"/>
+          <w:color w:val="auto"/>
+          <w:lang w:eastAsia="zh-CN"/>
+        </w:rPr>
+        <w:fldChar w:fldCharType="separate"/>
+      </w:r>
+      <w:r>
+        <w:rPr>
+          <w:rFonts w:hint="eastAsia" w:ascii="Times New Roman" w:hAnsi="Times New Roman"/>
+          <w:color w:val="auto"/>
+          <w:lang w:eastAsia="zh-CN"/>
+        </w:rPr>
+        <w:t>检测方法与局限性</w:t>
+      </w:r>
+      <w:r>
+        <w:rPr>
+          <w:rFonts w:hint="eastAsia" w:ascii="Times New Roman" w:hAnsi="Times New Roman"/>
+          <w:color w:val="auto"/>
+          <w:lang w:eastAsia="zh-CN"/>
+        </w:rPr>
+        <w:tab/>
+      </w:r>
+      <w:r>
+        <w:rPr>
+          <w:rFonts w:hint="eastAsia" w:ascii="Times New Roman" w:hAnsi="Times New Roman"/>
+          <w:color w:val="auto"/>
+          <w:lang w:eastAsia="zh-CN"/>
+        </w:rPr>
+        <w:fldChar w:fldCharType="begin"/>
+      </w:r>
+      <w:r>
+        <w:rPr>
+          <w:rFonts w:hint="eastAsia" w:ascii="Times New Roman" w:hAnsi="Times New Roman"/>
+          <w:color w:val="auto"/>
+          <w:lang w:eastAsia="zh-CN"/>
+        </w:rPr>
+        <w:instrText xml:space="preserve"> PAGEREF _Toc24222 \h </w:instrText>
+      </w:r>
+      <w:r>
+        <w:rPr>
+          <w:rFonts w:hint="eastAsia" w:ascii="Times New Roman" w:hAnsi="Times New Roman"/>
+          <w:color w:val="auto"/>
+          <w:lang w:eastAsia="zh-CN"/>
+        </w:rPr>
+        <w:fldChar w:fldCharType="separate"/>
+      </w:r>
+      <w:r>
+        <w:rPr>
+          <w:rFonts w:hint="eastAsia" w:ascii="Times New Roman" w:hAnsi="Times New Roman"/>
+          <w:color w:val="auto"/>
+          <w:lang w:eastAsia="zh-CN"/>
+        </w:rPr>
+        <w:t>23</w:t>
+      </w:r>
+      <w:r>
+        <w:rPr>
+          <w:rFonts w:hint="eastAsia" w:ascii="Times New Roman" w:hAnsi="Times New Roman"/>
+          <w:color w:val="auto"/>
+          <w:lang w:eastAsia="zh-CN"/>
+        </w:rPr>
+        <w:fldChar w:fldCharType="end"/>
+      </w:r>
+      <w:r>
+        <w:rPr>
+          <w:rFonts w:hint="default" w:ascii="Times New Roman" w:hAnsi="Times New Roman"/>
+          <w:color w:val="auto"/>
+          <w:lang w:eastAsia="zh-CN"/>
+        </w:rPr>
+        <w:fldChar w:fldCharType="end"/>
+      </w:r>
+    </w:p>
+    <w:p>
+      <w:pPr>
+        <w:pStyle w:val="14"/>
+        <w:tabs>
+          <w:tab w:val="right" w:leader="dot" w:pos="9870"/>
+        </w:tabs>
+        <w:rPr>
+          <w:rFonts w:hint="eastAsia" w:ascii="Times New Roman" w:hAnsi="Times New Roman"/>
+          <w:color w:val="auto"/>
+          <w:lang w:eastAsia="zh-CN"/>
+        </w:rPr>
+      </w:pPr>
+      <w:r>
+        <w:rPr>
+          <w:rFonts w:hint="default" w:ascii="Times New Roman" w:hAnsi="Times New Roman"/>
+          <w:color w:val="auto"/>
+          <w:lang w:eastAsia="zh-CN"/>
+        </w:rPr>
+        <w:fldChar w:fldCharType="begin"/>
+      </w:r>
+      <w:r>
+        <w:rPr>
+          <w:rFonts w:hint="default" w:ascii="Times New Roman" w:hAnsi="Times New Roman"/>
+          <w:color w:val="auto"/>
+          <w:lang w:eastAsia="zh-CN"/>
+        </w:rPr>
+        <w:instrText xml:space="preserve"> HYPERLINK \l _Toc7462 </w:instrText>
+      </w:r>
+      <w:r>
+        <w:rPr>
+          <w:rFonts w:hint="default" w:ascii="Times New Roman" w:hAnsi="Times New Roman"/>
+          <w:color w:val="auto"/>
+          <w:lang w:eastAsia="zh-CN"/>
+        </w:rPr>
+        <w:fldChar w:fldCharType="separate"/>
+      </w:r>
+      <w:r>
+        <w:rPr>
+          <w:rFonts w:hint="eastAsia" w:ascii="Times New Roman" w:hAnsi="Times New Roman"/>
+          <w:color w:val="auto"/>
+          <w:lang w:eastAsia="zh-CN"/>
         </w:rPr>
         <w:t>参考文献</w:t>
       </w:r>
       <w:r>
         <w:rPr>
-          <w:rFonts w:hint="default" w:ascii="Times New Roman" w:hAnsi="Times New Roman" w:eastAsia="微软雅黑" w:cs="Times New Roman"/>
-          <w:color w:val="000000" w:themeColor="text1"/>
-          <w14:textFill>
-            <w14:solidFill>
-              <w14:schemeClr w14:val="tx1"/>
-            </w14:solidFill>
-          </w14:textFill>
+          <w:rFonts w:hint="eastAsia" w:ascii="Times New Roman" w:hAnsi="Times New Roman"/>
+          <w:color w:val="auto"/>
+          <w:lang w:eastAsia="zh-CN"/>
         </w:rPr>
         <w:tab/>
       </w:r>
       <w:r>
         <w:rPr>
-          <w:rFonts w:hint="default" w:ascii="Times New Roman" w:hAnsi="Times New Roman" w:eastAsia="微软雅黑" w:cs="Times New Roman"/>
-          <w:color w:val="000000" w:themeColor="text1"/>
-          <w14:textFill>
-            <w14:solidFill>
-              <w14:schemeClr w14:val="tx1"/>
-            </w14:solidFill>
-          </w14:textFill>
+          <w:rFonts w:hint="eastAsia" w:ascii="Times New Roman" w:hAnsi="Times New Roman"/>
+          <w:color w:val="auto"/>
+          <w:lang w:eastAsia="zh-CN"/>
         </w:rPr>
         <w:fldChar w:fldCharType="begin"/>
       </w:r>
       <w:r>
         <w:rPr>
-          <w:rFonts w:hint="default" w:ascii="Times New Roman" w:hAnsi="Times New Roman" w:eastAsia="微软雅黑" w:cs="Times New Roman"/>
-          <w:color w:val="000000" w:themeColor="text1"/>
-          <w14:textFill>
-            <w14:solidFill>
-              <w14:schemeClr w14:val="tx1"/>
-            </w14:solidFill>
-          </w14:textFill>
-        </w:rPr>
-        <w:instrText xml:space="preserve"> PAGEREF _Toc26644 \h </w:instrText>
-      </w:r>
-      <w:r>
-        <w:rPr>
-          <w:rFonts w:hint="default" w:ascii="Times New Roman" w:hAnsi="Times New Roman" w:eastAsia="微软雅黑" w:cs="Times New Roman"/>
-          <w:color w:val="000000" w:themeColor="text1"/>
-          <w14:textFill>
-            <w14:solidFill>
-              <w14:schemeClr w14:val="tx1"/>
-            </w14:solidFill>
-          </w14:textFill>
+          <w:rFonts w:hint="eastAsia" w:ascii="Times New Roman" w:hAnsi="Times New Roman"/>
+          <w:color w:val="auto"/>
+          <w:lang w:eastAsia="zh-CN"/>
+        </w:rPr>
+        <w:instrText xml:space="preserve"> PAGEREF _Toc7462 \h </w:instrText>
+      </w:r>
+      <w:r>
+        <w:rPr>
+          <w:rFonts w:hint="eastAsia" w:ascii="Times New Roman" w:hAnsi="Times New Roman"/>
+          <w:color w:val="auto"/>
+          <w:lang w:eastAsia="zh-CN"/>
         </w:rPr>
         <w:fldChar w:fldCharType="separate"/>
       </w:r>
       <w:r>
         <w:rPr>
-          <w:rFonts w:hint="default" w:ascii="Times New Roman" w:hAnsi="Times New Roman" w:eastAsia="微软雅黑" w:cs="Times New Roman"/>
-          <w:color w:val="000000" w:themeColor="text1"/>
-          <w14:textFill>
-            <w14:solidFill>
-              <w14:schemeClr w14:val="tx1"/>
-            </w14:solidFill>
-          </w14:textFill>
+          <w:rFonts w:hint="eastAsia" w:ascii="Times New Roman" w:hAnsi="Times New Roman"/>
+          <w:color w:val="auto"/>
+          <w:lang w:eastAsia="zh-CN"/>
         </w:rPr>
         <w:t>24</w:t>
       </w:r>
       <w:r>
         <w:rPr>
-          <w:rFonts w:hint="default" w:ascii="Times New Roman" w:hAnsi="Times New Roman" w:eastAsia="微软雅黑" w:cs="Times New Roman"/>
-          <w:color w:val="000000" w:themeColor="text1"/>
-          <w14:textFill>
-            <w14:solidFill>
-              <w14:schemeClr w14:val="tx1"/>
-            </w14:solidFill>
-          </w14:textFill>
+          <w:rFonts w:hint="eastAsia" w:ascii="Times New Roman" w:hAnsi="Times New Roman"/>
+          <w:color w:val="auto"/>
+          <w:lang w:eastAsia="zh-CN"/>
         </w:rPr>
         <w:fldChar w:fldCharType="end"/>
       </w:r>
       <w:r>
         <w:rPr>
-          <w:rFonts w:hint="default" w:ascii="Times New Roman" w:hAnsi="Times New Roman" w:eastAsia="微软雅黑" w:cs="Times New Roman"/>
-          <w:color w:val="000000" w:themeColor="text1"/>
-          <w:szCs w:val="21"/>
-          <w:lang w:eastAsia="zh-CN"/>
-          <w14:textFill>
-            <w14:solidFill>
-              <w14:schemeClr w14:val="tx1"/>
-            </w14:solidFill>
-          </w14:textFill>
+          <w:rFonts w:hint="default" w:ascii="Times New Roman" w:hAnsi="Times New Roman"/>
+          <w:color w:val="auto"/>
+          <w:lang w:eastAsia="zh-CN"/>
         </w:rPr>
         <w:fldChar w:fldCharType="end"/>
       </w:r>
@@ -3083,17 +2758,17 @@
           </w14:shadow>
         </w:rPr>
       </w:pPr>
-      <w:bookmarkStart w:id="0" w:name="_Toc32054"/>
-      <w:bookmarkStart w:id="1" w:name="_Toc10319"/>
-      <w:bookmarkStart w:id="2" w:name="_Toc13806"/>
-      <w:bookmarkStart w:id="3" w:name="_Toc106294392"/>
-      <w:bookmarkStart w:id="4" w:name="_Toc27500"/>
-      <w:bookmarkStart w:id="5" w:name="_Toc21009_WPSOffice_Level1"/>
+      <w:bookmarkStart w:id="0" w:name="_Toc106294392"/>
+      <w:bookmarkStart w:id="1" w:name="_Toc27500"/>
+      <w:bookmarkStart w:id="2" w:name="_Toc32054"/>
+      <w:bookmarkStart w:id="3" w:name="_Toc11269"/>
+      <w:bookmarkStart w:id="4" w:name="_Toc13806"/>
+      <w:bookmarkStart w:id="5" w:name="_Toc24178_WPSOffice_Level1"/>
       <w:bookmarkStart w:id="6" w:name="_Toc21669"/>
-      <w:bookmarkStart w:id="7" w:name="_Toc11269"/>
-      <w:bookmarkStart w:id="8" w:name="_Toc24178_WPSOffice_Level1"/>
-      <w:bookmarkStart w:id="9" w:name="_Toc30143_WPSOffice_Level1"/>
-      <w:bookmarkStart w:id="10" w:name="_Toc24397"/>
+      <w:bookmarkStart w:id="7" w:name="_Toc24397"/>
+      <w:bookmarkStart w:id="8" w:name="_Toc30143_WPSOffice_Level1"/>
+      <w:bookmarkStart w:id="9" w:name="_Toc21009_WPSOffice_Level1"/>
+      <w:bookmarkStart w:id="10" w:name="_Toc24946"/>
       <w:r>
         <w:rPr>
           <w:rFonts w:ascii="Times New Roman" w:hAnsi="Times New Roman"/>
@@ -3967,16 +3642,16 @@
           </w14:shadow>
         </w:rPr>
       </w:pPr>
-      <w:bookmarkStart w:id="11" w:name="_Toc17451"/>
-      <w:bookmarkStart w:id="12" w:name="_Toc19594"/>
-      <w:bookmarkStart w:id="13" w:name="_Toc11465"/>
-      <w:bookmarkStart w:id="14" w:name="_Toc18062_WPSOffice_Level1"/>
-      <w:bookmarkStart w:id="15" w:name="_Toc11015_WPSOffice_Level1"/>
-      <w:bookmarkStart w:id="16" w:name="_Toc7021_WPSOffice_Level1"/>
-      <w:bookmarkStart w:id="17" w:name="_Toc21469"/>
-      <w:bookmarkStart w:id="18" w:name="_Toc32392"/>
-      <w:bookmarkStart w:id="19" w:name="_Toc106294393"/>
-      <w:bookmarkStart w:id="20" w:name="_Toc10518"/>
+      <w:bookmarkStart w:id="11" w:name="_Toc11015_WPSOffice_Level1"/>
+      <w:bookmarkStart w:id="12" w:name="_Toc11465"/>
+      <w:bookmarkStart w:id="13" w:name="_Toc18062_WPSOffice_Level1"/>
+      <w:bookmarkStart w:id="14" w:name="_Toc21469"/>
+      <w:bookmarkStart w:id="15" w:name="_Toc17451"/>
+      <w:bookmarkStart w:id="16" w:name="_Toc19594"/>
+      <w:bookmarkStart w:id="17" w:name="_Toc7021_WPSOffice_Level1"/>
+      <w:bookmarkStart w:id="18" w:name="_Toc106294393"/>
+      <w:bookmarkStart w:id="19" w:name="_Toc10518"/>
+      <w:bookmarkStart w:id="20" w:name="_Toc17994"/>
       <w:bookmarkStart w:id="21" w:name="_Toc3823"/>
       <w:r>
         <w:rPr>
@@ -4250,16 +3925,16 @@
           </w14:shadow>
         </w:rPr>
       </w:pPr>
-      <w:bookmarkStart w:id="23" w:name="_Toc25920"/>
-      <w:bookmarkStart w:id="24" w:name="_Toc18058"/>
-      <w:bookmarkStart w:id="25" w:name="_Toc23369_WPSOffice_Level1"/>
-      <w:bookmarkStart w:id="26" w:name="_Toc6221_WPSOffice_Level1"/>
-      <w:bookmarkStart w:id="27" w:name="_Toc4088"/>
-      <w:bookmarkStart w:id="28" w:name="_Toc3871"/>
-      <w:bookmarkStart w:id="29" w:name="_Toc106294395"/>
-      <w:bookmarkStart w:id="30" w:name="_Toc1410"/>
+      <w:bookmarkStart w:id="23" w:name="_Toc4088"/>
+      <w:bookmarkStart w:id="24" w:name="_Toc1410"/>
+      <w:bookmarkStart w:id="25" w:name="_Toc3871"/>
+      <w:bookmarkStart w:id="26" w:name="_Toc25920"/>
+      <w:bookmarkStart w:id="27" w:name="_Toc106294395"/>
+      <w:bookmarkStart w:id="28" w:name="_Toc23369_WPSOffice_Level1"/>
+      <w:bookmarkStart w:id="29" w:name="_Toc6221_WPSOffice_Level1"/>
+      <w:bookmarkStart w:id="30" w:name="_Toc18058"/>
       <w:bookmarkStart w:id="31" w:name="_Toc32007"/>
-      <w:bookmarkStart w:id="32" w:name="_Toc15968"/>
+      <w:bookmarkStart w:id="32" w:name="_Toc21085"/>
       <w:r>
         <w:rPr>
           <w:rFonts w:hint="eastAsia" w:ascii="Times New Roman" w:hAnsi="Times New Roman"/>
@@ -4328,9 +4003,9 @@
           <w:lang w:eastAsia="zh-CN"/>
         </w:rPr>
       </w:pPr>
-      <w:bookmarkStart w:id="33" w:name="_Toc149837254"/>
-      <w:bookmarkStart w:id="34" w:name="_Toc1061"/>
-      <w:bookmarkStart w:id="35" w:name="_Toc23611"/>
+      <w:bookmarkStart w:id="33" w:name="_Toc1061"/>
+      <w:bookmarkStart w:id="34" w:name="_Toc149837254"/>
+      <w:bookmarkStart w:id="35" w:name="_Toc4160"/>
       <w:r>
         <w:rPr>
           <w:rFonts w:hint="eastAsia"/>
@@ -6006,7 +5681,7 @@
       </w:pPr>
       <w:bookmarkStart w:id="36" w:name="_Toc30953"/>
       <w:bookmarkStart w:id="37" w:name="_Toc106294396"/>
-      <w:bookmarkStart w:id="38" w:name="_Toc15284"/>
+      <w:bookmarkStart w:id="38" w:name="_Toc14962"/>
       <w:r>
         <w:rPr>
           <w:rFonts w:hint="eastAsia" w:ascii="Times New Roman" w:hAnsi="Times New Roman"/>
@@ -6056,9 +5731,9 @@
           <w:lang w:eastAsia="zh-CN"/>
         </w:rPr>
       </w:pPr>
-      <w:bookmarkStart w:id="39" w:name="_Toc16032"/>
+      <w:bookmarkStart w:id="39" w:name="_Toc1653"/>
       <w:bookmarkStart w:id="40" w:name="_Toc106294397"/>
-      <w:bookmarkStart w:id="41" w:name="_Toc1653"/>
+      <w:bookmarkStart w:id="41" w:name="_Toc12735"/>
       <w:r>
         <w:rPr>
           <w:rFonts w:hint="eastAsia" w:ascii="Times New Roman" w:hAnsi="Times New Roman"/>
@@ -6853,10 +6528,10 @@
           <w:lang w:eastAsia="zh-CN"/>
         </w:rPr>
       </w:pPr>
-      <w:bookmarkStart w:id="42" w:name="_Toc11397"/>
+      <w:bookmarkStart w:id="42" w:name="_Toc106294398"/>
       <w:bookmarkStart w:id="43" w:name="_Toc15285"/>
       <w:bookmarkStart w:id="44" w:name="_Toc11347"/>
-      <w:bookmarkStart w:id="45" w:name="_Toc106294398"/>
+      <w:bookmarkStart w:id="45" w:name="_Toc17885"/>
       <w:r>
         <w:rPr>
           <w:rFonts w:hint="eastAsia" w:ascii="Times New Roman" w:hAnsi="Times New Roman"/>
@@ -6946,26 +6621,25 @@
             </w:pPr>
             <w:bookmarkStart w:id="46" w:name="_Toc149837258"/>
             <w:bookmarkStart w:id="47" w:name="_Toc24061"/>
-            <w:bookmarkStart w:id="48" w:name="_Toc11973"/>
-            <w:bookmarkStart w:id="49" w:name="_Toc19898_WPSOffice_Level2"/>
-            <w:bookmarkStart w:id="50" w:name="_Toc13489_WPSOffice_Level2"/>
-            <w:bookmarkStart w:id="51" w:name="_Toc4331_WPSOffice_Level1"/>
-            <w:bookmarkStart w:id="52" w:name="_Toc25727"/>
-            <w:bookmarkStart w:id="53" w:name="_Toc27804"/>
-            <w:bookmarkStart w:id="54" w:name="_Toc32661"/>
-            <w:bookmarkStart w:id="55" w:name="_Toc30343"/>
-            <w:bookmarkStart w:id="56" w:name="_Toc24038"/>
-            <w:bookmarkStart w:id="57" w:name="_Toc13107"/>
-            <w:bookmarkStart w:id="58" w:name="_Toc5598"/>
+            <w:bookmarkStart w:id="48" w:name="_Toc32661"/>
+            <w:bookmarkStart w:id="49" w:name="_Toc24038"/>
+            <w:bookmarkStart w:id="50" w:name="_Toc25727"/>
+            <w:bookmarkStart w:id="51" w:name="_Hlk516758315"/>
+            <w:bookmarkStart w:id="52" w:name="_Toc5598"/>
+            <w:bookmarkStart w:id="53" w:name="_Toc23903"/>
+            <w:bookmarkStart w:id="54" w:name="_Toc106294400"/>
+            <w:bookmarkStart w:id="55" w:name="_Toc27804"/>
+            <w:bookmarkStart w:id="56" w:name="_Toc10743"/>
+            <w:bookmarkStart w:id="57" w:name="_Toc13489_WPSOffice_Level2"/>
+            <w:bookmarkStart w:id="58" w:name="_Toc13107"/>
             <w:bookmarkStart w:id="59" w:name="_Toc27731"/>
             <w:bookmarkStart w:id="60" w:name="_Toc29093"/>
-            <w:bookmarkStart w:id="61" w:name="_Hlk516758315"/>
-            <w:bookmarkStart w:id="62" w:name="_Toc28194"/>
-            <w:bookmarkStart w:id="63" w:name="_Toc10743"/>
-            <w:bookmarkStart w:id="64" w:name="_Toc106294400"/>
-            <w:bookmarkStart w:id="65" w:name="_Toc23903"/>
-            <w:bookmarkStart w:id="66" w:name="_Toc32443_WPSOffice_Level1"/>
-            <w:bookmarkStart w:id="67" w:name="_Toc23846_WPSOffice_Level1"/>
+            <w:bookmarkStart w:id="61" w:name="_Toc30343"/>
+            <w:bookmarkStart w:id="62" w:name="_Toc32443_WPSOffice_Level1"/>
+            <w:bookmarkStart w:id="63" w:name="_Toc23846_WPSOffice_Level1"/>
+            <w:bookmarkStart w:id="64" w:name="_Toc4331_WPSOffice_Level1"/>
+            <w:bookmarkStart w:id="65" w:name="_Toc28194"/>
+            <w:bookmarkStart w:id="66" w:name="_Toc19898_WPSOffice_Level2"/>
             <w:r>
               <w:rPr>
                 <w:rFonts w:hint="eastAsia" w:ascii="Times New Roman" w:hAnsi="Times New Roman" w:eastAsia="微软雅黑" w:cs="Times New Roman"/>
@@ -7422,6 +7096,7 @@
           <w:lang w:eastAsia="zh-CN"/>
         </w:rPr>
       </w:pPr>
+      <w:bookmarkStart w:id="67" w:name="_Toc18528"/>
       <w:r>
         <w:rPr>
           <w:rFonts w:hint="eastAsia"/>
@@ -7433,7 +7108,7 @@
       </w:r>
       <w:bookmarkEnd w:id="46"/>
       <w:bookmarkEnd w:id="47"/>
-      <w:bookmarkEnd w:id="48"/>
+      <w:bookmarkEnd w:id="67"/>
     </w:p>
     <w:p>
       <w:pPr>
@@ -12294,9 +11969,9 @@
         </w:numPr>
         <w:jc w:val="left"/>
       </w:pPr>
-      <w:bookmarkStart w:id="68" w:name="_Toc149837259"/>
-      <w:bookmarkStart w:id="69" w:name="_Toc24065"/>
-      <w:bookmarkStart w:id="70" w:name="_Toc29802"/>
+      <w:bookmarkStart w:id="68" w:name="_Toc24065"/>
+      <w:bookmarkStart w:id="69" w:name="_Toc149837259"/>
+      <w:bookmarkStart w:id="70" w:name="_Toc15731"/>
       <w:r>
         <w:rPr>
           <w:rFonts w:hint="eastAsia"/>
@@ -12469,12 +12144,6 @@
             <w:insideH w:val="single" w:color="A4A4A4" w:sz="4" w:space="0"/>
             <w:insideV w:val="single" w:color="A4A4A4" w:sz="4" w:space="0"/>
           </w:tblBorders>
-          <w:tblCellMar>
-            <w:top w:w="0" w:type="dxa"/>
-            <w:left w:w="0" w:type="dxa"/>
-            <w:bottom w:w="0" w:type="dxa"/>
-            <w:right w:w="0" w:type="dxa"/>
-          </w:tblCellMar>
         </w:tblPrEx>
         <w:trPr>
           <w:trHeight w:val="510" w:hRule="exact"/>
@@ -13878,12 +13547,6 @@
             <w:insideH w:val="single" w:color="A4A4A4" w:sz="4" w:space="0"/>
             <w:insideV w:val="single" w:color="A4A4A4" w:sz="4" w:space="0"/>
           </w:tblBorders>
-          <w:tblCellMar>
-            <w:top w:w="0" w:type="dxa"/>
-            <w:left w:w="0" w:type="dxa"/>
-            <w:bottom w:w="0" w:type="dxa"/>
-            <w:right w:w="0" w:type="dxa"/>
-          </w:tblCellMar>
         </w:tblPrEx>
         <w:trPr>
           <w:trHeight w:val="510" w:hRule="atLeast"/>
@@ -16124,9 +15787,9 @@
           <w:lang w:eastAsia="zh-CN"/>
         </w:rPr>
       </w:pPr>
-      <w:bookmarkStart w:id="71" w:name="_Toc25231"/>
-      <w:bookmarkStart w:id="72" w:name="_Toc28093"/>
-      <w:bookmarkStart w:id="73" w:name="_Toc149837260"/>
+      <w:bookmarkStart w:id="71" w:name="_Toc149837260"/>
+      <w:bookmarkStart w:id="72" w:name="_Toc25231"/>
+      <w:bookmarkStart w:id="73" w:name="_Toc31961"/>
       <w:r>
         <w:rPr>
           <w:rFonts w:hint="eastAsia"/>
@@ -16672,6 +16335,7 @@
         <w:t xml:space="preserve"> %}</w:t>
       </w:r>
     </w:p>
+    <w:bookmarkEnd w:id="48"/>
     <w:bookmarkEnd w:id="49"/>
     <w:bookmarkEnd w:id="50"/>
     <w:bookmarkEnd w:id="51"/>
@@ -16690,7 +16354,6 @@
     <w:bookmarkEnd w:id="64"/>
     <w:bookmarkEnd w:id="65"/>
     <w:bookmarkEnd w:id="66"/>
-    <w:bookmarkEnd w:id="67"/>
     <w:p>
       <w:pPr>
         <w:pStyle w:val="3"/>
@@ -16705,24 +16368,22 @@
           <w:lang w:eastAsia="zh-CN"/>
         </w:rPr>
       </w:pPr>
-      <w:bookmarkStart w:id="74" w:name="_Toc149837262"/>
-      <w:bookmarkStart w:id="75" w:name="_Toc21681"/>
-      <w:bookmarkStart w:id="76" w:name="_Toc106719764"/>
-      <w:bookmarkStart w:id="77" w:name="_Toc10223"/>
-      <w:bookmarkStart w:id="78" w:name="_Toc20034"/>
-      <w:bookmarkStart w:id="79" w:name="_Toc23431"/>
+      <w:bookmarkStart w:id="74" w:name="_Toc106719764"/>
+      <w:bookmarkStart w:id="75" w:name="_Toc23431"/>
+      <w:bookmarkStart w:id="76" w:name="_Toc20034"/>
+      <w:bookmarkStart w:id="77" w:name="_Toc149837262"/>
+      <w:bookmarkStart w:id="78" w:name="_Toc10223"/>
+      <w:bookmarkStart w:id="79" w:name="_Toc25971"/>
       <w:bookmarkStart w:id="80" w:name="_Toc106294401"/>
       <w:bookmarkStart w:id="81" w:name="_Toc26583"/>
-      <w:bookmarkStart w:id="82" w:name="_Toc12505"/>
-      <w:bookmarkStart w:id="83" w:name="_Toc28240"/>
-      <w:bookmarkStart w:id="84" w:name="_Toc2409"/>
-      <w:bookmarkStart w:id="85" w:name="_Toc21764_WPSOffice_Level1"/>
-      <w:bookmarkStart w:id="86" w:name="_Toc16594"/>
-      <w:bookmarkStart w:id="87" w:name="_Toc13196_WPSOffice_Level1"/>
-      <w:bookmarkStart w:id="88" w:name="_Toc1707_WPSOffice_Level1"/>
-      <w:bookmarkStart w:id="89" w:name="_Toc27302"/>
-      <w:bookmarkStart w:id="148" w:name="_GoBack"/>
-      <w:bookmarkEnd w:id="148"/>
+      <w:bookmarkStart w:id="82" w:name="_Toc16594"/>
+      <w:bookmarkStart w:id="83" w:name="_Toc1707_WPSOffice_Level1"/>
+      <w:bookmarkStart w:id="84" w:name="_Toc27302"/>
+      <w:bookmarkStart w:id="85" w:name="_Toc12505"/>
+      <w:bookmarkStart w:id="86" w:name="_Toc13196_WPSOffice_Level1"/>
+      <w:bookmarkStart w:id="87" w:name="_Toc2409"/>
+      <w:bookmarkStart w:id="88" w:name="_Toc28240"/>
+      <w:bookmarkStart w:id="89" w:name="_Toc21764_WPSOffice_Level1"/>
       <w:r>
         <w:rPr>
           <w:rFonts w:hint="eastAsia"/>
@@ -19821,8 +19482,8 @@
           </w14:shadow>
         </w:rPr>
       </w:pPr>
-      <w:bookmarkStart w:id="90" w:name="_Toc20989"/>
-      <w:bookmarkStart w:id="91" w:name="_Toc24427"/>
+      <w:bookmarkStart w:id="90" w:name="_Toc24427"/>
+      <w:bookmarkStart w:id="91" w:name="_Toc28462"/>
       <w:r>
         <w:rPr>
           <w:rFonts w:ascii="Times New Roman" w:hAnsi="Times New Roman"/>
@@ -19873,11 +19534,11 @@
           <w:sz w:val="30"/>
         </w:rPr>
       </w:pPr>
-      <w:bookmarkStart w:id="93" w:name="_Toc21309"/>
-      <w:bookmarkStart w:id="94" w:name="_Toc726"/>
-      <w:bookmarkStart w:id="95" w:name="_Toc106294402"/>
-      <w:bookmarkStart w:id="96" w:name="_Toc29106"/>
-      <w:bookmarkStart w:id="97" w:name="_Toc16200"/>
+      <w:bookmarkStart w:id="93" w:name="_Toc29106"/>
+      <w:bookmarkStart w:id="94" w:name="_Toc16200"/>
+      <w:bookmarkStart w:id="95" w:name="_Toc21309"/>
+      <w:bookmarkStart w:id="96" w:name="_Toc106294402"/>
+      <w:bookmarkStart w:id="97" w:name="_Toc8085"/>
       <w:r>
         <w:rPr>
           <w:rFonts w:hint="eastAsia" w:ascii="Times New Roman" w:hAnsi="Times New Roman"/>
@@ -19967,8 +19628,8 @@
                 </w14:textFill>
               </w:rPr>
             </w:pPr>
-            <w:bookmarkStart w:id="98" w:name="_Toc106294403"/>
-            <w:bookmarkStart w:id="99" w:name="_Toc1694"/>
+            <w:bookmarkStart w:id="98" w:name="_Toc1694"/>
+            <w:bookmarkStart w:id="99" w:name="_Toc106294403"/>
             <w:r>
               <w:rPr>
                 <w:rFonts w:ascii="Times New Roman" w:hAnsi="Times New Roman" w:eastAsia="微软雅黑" w:cs="Times New Roman"/>
@@ -20951,12 +20612,12 @@
         </w:rPr>
       </w:pPr>
       <w:bookmarkStart w:id="101" w:name="_Toc32443_WPSOffice_Level2"/>
-      <w:bookmarkStart w:id="102" w:name="_Toc32302"/>
-      <w:bookmarkStart w:id="103" w:name="_Toc30847"/>
-      <w:bookmarkStart w:id="104" w:name="_Toc4331_WPSOffice_Level2"/>
-      <w:bookmarkStart w:id="105" w:name="_Toc23606"/>
-      <w:bookmarkStart w:id="106" w:name="_Toc149837264"/>
-      <w:bookmarkStart w:id="107" w:name="_Toc30024"/>
+      <w:bookmarkStart w:id="102" w:name="_Toc4331_WPSOffice_Level2"/>
+      <w:bookmarkStart w:id="103" w:name="_Toc23606"/>
+      <w:bookmarkStart w:id="104" w:name="_Toc32302"/>
+      <w:bookmarkStart w:id="105" w:name="_Toc7436"/>
+      <w:bookmarkStart w:id="106" w:name="_Toc30024"/>
+      <w:bookmarkStart w:id="107" w:name="_Toc149837264"/>
       <w:r>
         <w:rPr>
           <w:rFonts w:hint="eastAsia"/>
@@ -21076,6 +20737,12 @@
             <w:insideH w:val="dotted" w:color="45A3A7" w:sz="4" w:space="0"/>
             <w:insideV w:val="dotted" w:color="45A3A7" w:sz="4" w:space="0"/>
           </w:tblBorders>
+          <w:tblCellMar>
+            <w:top w:w="0" w:type="dxa"/>
+            <w:left w:w="108" w:type="dxa"/>
+            <w:bottom w:w="0" w:type="dxa"/>
+            <w:right w:w="108" w:type="dxa"/>
+          </w:tblCellMar>
         </w:tblPrEx>
         <w:trPr>
           <w:trHeight w:val="417" w:hRule="atLeast"/>
@@ -23234,6 +22901,12 @@
             <w:insideH w:val="dotted" w:color="45A3A7" w:sz="4" w:space="0"/>
             <w:insideV w:val="dotted" w:color="45A3A7" w:sz="4" w:space="0"/>
           </w:tblBorders>
+          <w:tblCellMar>
+            <w:top w:w="0" w:type="dxa"/>
+            <w:left w:w="108" w:type="dxa"/>
+            <w:bottom w:w="0" w:type="dxa"/>
+            <w:right w:w="108" w:type="dxa"/>
+          </w:tblCellMar>
         </w:tblPrEx>
         <w:trPr>
           <w:trHeight w:val="417" w:hRule="atLeast"/>
@@ -30029,7 +29702,7 @@
           <w:lang w:eastAsia="zh-CN"/>
         </w:rPr>
       </w:pPr>
-      <w:bookmarkStart w:id="108" w:name="_Toc14226"/>
+      <w:bookmarkStart w:id="108" w:name="_Toc21078"/>
       <w:bookmarkStart w:id="109" w:name="_Toc18929"/>
       <w:bookmarkStart w:id="110" w:name="_Toc149837265"/>
       <w:r>
@@ -30127,12 +29800,6 @@
             <w:insideH w:val="dotted" w:color="45A3A7" w:sz="4" w:space="0"/>
             <w:insideV w:val="dotted" w:color="45A3A7" w:sz="4" w:space="0"/>
           </w:tblBorders>
-          <w:tblCellMar>
-            <w:top w:w="0" w:type="dxa"/>
-            <w:left w:w="108" w:type="dxa"/>
-            <w:bottom w:w="0" w:type="dxa"/>
-            <w:right w:w="108" w:type="dxa"/>
-          </w:tblCellMar>
         </w:tblPrEx>
         <w:trPr>
           <w:trHeight w:val="417" w:hRule="atLeast"/>
@@ -30378,12 +30045,6 @@
             <w:insideH w:val="dotted" w:color="45A3A7" w:sz="4" w:space="0"/>
             <w:insideV w:val="dotted" w:color="45A3A7" w:sz="4" w:space="0"/>
           </w:tblBorders>
-          <w:tblCellMar>
-            <w:top w:w="0" w:type="dxa"/>
-            <w:left w:w="108" w:type="dxa"/>
-            <w:bottom w:w="0" w:type="dxa"/>
-            <w:right w:w="108" w:type="dxa"/>
-          </w:tblCellMar>
         </w:tblPrEx>
         <w:trPr>
           <w:trHeight w:val="474" w:hRule="atLeast"/>
@@ -34409,8 +34070,8 @@
           </w14:shadow>
         </w:rPr>
       </w:pPr>
-      <w:bookmarkStart w:id="111" w:name="_Toc12324"/>
-      <w:bookmarkStart w:id="112" w:name="_Toc16805"/>
+      <w:bookmarkStart w:id="111" w:name="_Toc16805"/>
+      <w:bookmarkStart w:id="112" w:name="_Toc23640"/>
       <w:r>
         <w:rPr>
           <w:rFonts w:ascii="Times New Roman" w:hAnsi="Times New Roman"/>
@@ -34467,15 +34128,15 @@
           <w:sz w:val="30"/>
         </w:rPr>
       </w:pPr>
-      <w:bookmarkStart w:id="113" w:name="_Toc15840_WPSOffice_Level1"/>
+      <w:bookmarkStart w:id="113" w:name="_Toc106294406"/>
       <w:bookmarkStart w:id="114" w:name="_Toc24085_WPSOffice_Level1"/>
-      <w:bookmarkStart w:id="115" w:name="_Toc27075"/>
-      <w:bookmarkStart w:id="116" w:name="_Toc106294406"/>
-      <w:bookmarkStart w:id="117" w:name="_Toc9023"/>
-      <w:bookmarkStart w:id="118" w:name="_Toc4168"/>
-      <w:bookmarkStart w:id="119" w:name="_Toc14255_WPSOffice_Level1"/>
-      <w:bookmarkStart w:id="120" w:name="_Toc31490"/>
-      <w:bookmarkStart w:id="121" w:name="_Toc11369"/>
+      <w:bookmarkStart w:id="115" w:name="_Toc31490"/>
+      <w:bookmarkStart w:id="116" w:name="_Toc11369"/>
+      <w:bookmarkStart w:id="117" w:name="_Toc15840_WPSOffice_Level1"/>
+      <w:bookmarkStart w:id="118" w:name="_Toc14255_WPSOffice_Level1"/>
+      <w:bookmarkStart w:id="119" w:name="_Toc27075"/>
+      <w:bookmarkStart w:id="120" w:name="_Toc4168"/>
+      <w:bookmarkStart w:id="121" w:name="_Toc26594"/>
       <w:r>
         <w:rPr>
           <w:rFonts w:hint="eastAsia" w:ascii="Times New Roman" w:hAnsi="Times New Roman"/>
@@ -37122,23 +36783,23 @@
           <w:sz w:val="30"/>
         </w:rPr>
       </w:pPr>
-      <w:bookmarkStart w:id="122" w:name="_Toc149837270"/>
-      <w:bookmarkStart w:id="123" w:name="_Toc7597"/>
-      <w:bookmarkStart w:id="124" w:name="_Toc17216"/>
+      <w:bookmarkStart w:id="122" w:name="_Toc3454"/>
+      <w:bookmarkStart w:id="123" w:name="_Toc17216"/>
+      <w:bookmarkStart w:id="124" w:name="_Toc106294408"/>
       <w:bookmarkStart w:id="125" w:name="_Toc11446"/>
-      <w:bookmarkStart w:id="126" w:name="_Toc3454"/>
-      <w:bookmarkStart w:id="127" w:name="_Toc106294408"/>
-      <w:bookmarkStart w:id="128" w:name="_Toc30950"/>
+      <w:bookmarkStart w:id="126" w:name="_Toc149837270"/>
+      <w:bookmarkStart w:id="127" w:name="_Toc7597"/>
+      <w:bookmarkStart w:id="128" w:name="_Toc4869"/>
       <w:bookmarkStart w:id="129" w:name="_Toc27809"/>
       <w:bookmarkStart w:id="130" w:name="_Toc11901"/>
       <w:bookmarkStart w:id="131" w:name="_Toc4503"/>
       <w:bookmarkStart w:id="132" w:name="_Toc106294410"/>
-      <w:bookmarkStart w:id="133" w:name="_Toc17792_WPSOffice_Level2"/>
-      <w:bookmarkStart w:id="134" w:name="_Toc13275"/>
-      <w:bookmarkStart w:id="135" w:name="_Toc22162_WPSOffice_Level1"/>
-      <w:bookmarkStart w:id="136" w:name="_Toc22623"/>
-      <w:bookmarkStart w:id="137" w:name="_Toc14611_WPSOffice_Level1"/>
-      <w:bookmarkStart w:id="138" w:name="_Toc19584_WPSOffice_Level1"/>
+      <w:bookmarkStart w:id="133" w:name="_Toc22623"/>
+      <w:bookmarkStart w:id="134" w:name="_Toc22162_WPSOffice_Level1"/>
+      <w:bookmarkStart w:id="135" w:name="_Toc17792_WPSOffice_Level2"/>
+      <w:bookmarkStart w:id="136" w:name="_Toc14611_WPSOffice_Level1"/>
+      <w:bookmarkStart w:id="137" w:name="_Toc19584_WPSOffice_Level1"/>
+      <w:bookmarkStart w:id="138" w:name="_Toc13275"/>
       <w:r>
         <w:rPr>
           <w:rFonts w:hint="eastAsia"/>
@@ -40956,8 +40617,8 @@
         </w:rPr>
       </w:pPr>
       <w:bookmarkStart w:id="139" w:name="_Toc32674"/>
-      <w:bookmarkStart w:id="140" w:name="_Toc23225"/>
-      <w:bookmarkStart w:id="141" w:name="_Toc4976"/>
+      <w:bookmarkStart w:id="140" w:name="_Toc4976"/>
+      <w:bookmarkStart w:id="141" w:name="_Toc2314"/>
       <w:bookmarkStart w:id="142" w:name="_Toc15114"/>
       <w:bookmarkStart w:id="143" w:name="_Toc3409"/>
       <w:r>
@@ -41459,7 +41120,7 @@
         </w:rPr>
       </w:pPr>
       <w:bookmarkStart w:id="144" w:name="_Toc6450"/>
-      <w:bookmarkStart w:id="145" w:name="_Toc32217"/>
+      <w:bookmarkStart w:id="145" w:name="_Toc24222"/>
       <w:r>
         <w:rPr>
           <w:rFonts w:hint="eastAsia"/>
@@ -41697,7 +41358,7 @@
         </w:rPr>
       </w:pPr>
       <w:bookmarkStart w:id="146" w:name="_Toc14985"/>
-      <w:bookmarkStart w:id="147" w:name="_Toc26644"/>
+      <w:bookmarkStart w:id="147" w:name="_Toc7462"/>
       <w:r>
         <w:rPr>
           <w:rFonts w:hint="eastAsia" w:ascii="Times New Roman" w:hAnsi="Times New Roman"/>
@@ -44443,7 +44104,7 @@
     </w:pPr>
     <w:rPr>
       <w:rFonts w:ascii="Times New Roman" w:hAnsi="Times New Roman" w:eastAsia="微软雅黑"/>
-      <w:color w:val="7F7F7F" w:themeColor="background1" w:themeShade="80"/>
+      <w:color w:val="808080" w:themeColor="background1" w:themeShade="80"/>
       <w:sz w:val="28"/>
       <w:szCs w:val="28"/>
     </w:rPr>
@@ -45268,7 +44929,6 @@
   <customSectProps>
     <customSectPr/>
     <customSectPr/>
-    <customSectPr/>
   </customSectProps>
   <customShpExts>
     <customShpInfo spid="_x0000_s1026" textRotate="1"/>
